--- a/backend/template.docx
+++ b/backend/template.docx
@@ -4,7 +4,7 @@
   <w:body>
     <w:p>
       <w:pPr>
-        <w:spacing w:after="0" w:before="48" w:line="235" w:lineRule="auto"/>
+        <w:spacing w:after="0" w:before="0" w:line="240" w:lineRule="auto"/>
         <w:ind w:left="6480" w:right="1131" w:firstLine="0"/>
         <w:jc w:val="both"/>
         <w:rPr>
@@ -22,59 +22,39 @@
     </w:p>
     <w:p>
       <w:pPr>
-        <w:spacing w:after="0" w:before="48" w:line="235" w:lineRule="auto"/>
-        <w:ind w:left="6480" w:right="1131" w:firstLine="0"/>
-        <w:jc w:val="both"/>
-        <w:rPr>
-          <w:b w:val="1"/>
-          <w:bCs w:val="1"/>
-          <w:sz w:val="22"/>
-          <w:szCs w:val="22"/>
-        </w:rPr>
-      </w:pPr>
-      <w:r>
-        <w:rPr>
-          <w:rtl w:val="0"/>
-        </w:rPr>
-      </w:r>
-    </w:p>
-    <w:p>
-      <w:pPr>
-        <w:spacing w:after="0" w:before="48" w:line="235" w:lineRule="auto"/>
-        <w:ind w:left="6480" w:right="1131" w:firstLine="0"/>
-        <w:jc w:val="both"/>
-        <w:rPr>
-          <w:b w:val="1"/>
-          <w:bCs w:val="1"/>
-          <w:sz w:val="22"/>
-          <w:szCs w:val="22"/>
-        </w:rPr>
-      </w:pPr>
-      <w:r>
-        <w:rPr>
-          <w:rtl w:val="0"/>
-        </w:rPr>
-      </w:r>
-    </w:p>
-    <w:p>
-      <w:pPr>
-        <w:spacing w:after="0" w:before="48" w:line="235" w:lineRule="auto"/>
-        <w:ind w:left="5760" w:right="1131" w:firstLine="0"/>
-        <w:jc w:val="both"/>
-        <w:rPr>
-          <w:b w:val="1"/>
-          <w:bCs w:val="1"/>
-          <w:sz w:val="22"/>
-          <w:szCs w:val="22"/>
-        </w:rPr>
-      </w:pPr>
-      <w:r>
-        <w:rPr>
-          <w:b w:val="1"/>
-          <w:bCs w:val="1"/>
-          <w:rtl w:val="0"/>
-        </w:rPr>
-        <w:t xml:space="preserve">    </w:t>
+        <w:spacing w:after="0" w:before="0" w:line="240" w:lineRule="auto"/>
+        <w:ind w:left="0" w:right="1131" w:firstLine="0"/>
+        <w:jc w:val="both"/>
+        <w:rPr>
+          <w:b w:val="1"/>
+          <w:bCs w:val="1"/>
+        </w:rPr>
+      </w:pPr>
+      <w:r>
+        <w:rPr>
+          <w:rtl w:val="0"/>
+        </w:rPr>
+      </w:r>
+    </w:p>
+    <w:p>
+      <w:pPr>
+        <w:spacing w:after="0" w:before="0" w:line="240" w:lineRule="auto"/>
+        <w:ind w:left="5760" w:right="660" w:firstLine="0"/>
+        <w:jc w:val="both"/>
+        <w:rPr>
+          <w:b w:val="1"/>
+          <w:bCs w:val="1"/>
+          <w:sz w:val="22"/>
+          <w:szCs w:val="22"/>
+        </w:rPr>
+      </w:pPr>
+      <w:r>
+        <w:rPr>
+          <w:b w:val="1"/>
+          <w:bCs w:val="1"/>
+          <w:rtl w:val="0"/>
+        </w:rPr>
+        <w:t xml:space="preserve">                  </w:t>
       </w:r>
       <w:r>
         <w:rPr>
@@ -89,7 +69,7 @@
     </w:p>
     <w:p>
       <w:pPr>
-        <w:spacing w:after="0" w:before="48" w:line="235" w:lineRule="auto"/>
+        <w:spacing w:after="0" w:before="0" w:line="240" w:lineRule="auto"/>
         <w:ind w:left="7333" w:right="1131" w:firstLine="13.999999999999773"/>
         <w:jc w:val="both"/>
         <w:rPr>
@@ -130,7 +110,7 @@
           <w:between w:space="0" w:sz="0" w:val="nil"/>
         </w:pBdr>
         <w:shd w:fill="auto" w:val="clear"/>
-        <w:spacing w:after="0" w:before="1" w:line="240" w:lineRule="auto"/>
+        <w:spacing w:after="0" w:before="0" w:line="240" w:lineRule="auto"/>
         <w:ind w:left="0" w:right="0" w:firstLine="0"/>
         <w:jc w:val="both"/>
         <w:rPr>
@@ -157,7 +137,7 @@
     </w:p>
     <w:p>
       <w:pPr>
-        <w:spacing w:after="0" w:before="1" w:lineRule="auto"/>
+        <w:spacing w:after="0" w:before="0" w:line="240" w:lineRule="auto"/>
         <w:ind w:left="0" w:right="870" w:firstLine="0"/>
         <w:jc w:val="both"/>
         <w:rPr>
@@ -188,7 +168,7 @@
     </w:p>
     <w:p>
       <w:pPr>
-        <w:spacing w:after="0" w:before="0" w:lineRule="auto"/>
+        <w:spacing w:after="0" w:before="0" w:line="240" w:lineRule="auto"/>
         <w:ind w:left="141" w:right="0" w:firstLine="0"/>
         <w:jc w:val="both"/>
         <w:rPr>
@@ -211,7 +191,7 @@
     </w:p>
     <w:p>
       <w:pPr>
-        <w:spacing w:after="0" w:before="0" w:lineRule="auto"/>
+        <w:spacing w:after="0" w:before="0" w:line="240" w:lineRule="auto"/>
         <w:ind w:left="141" w:right="0" w:firstLine="0"/>
         <w:jc w:val="both"/>
         <w:rPr>
@@ -252,7 +232,7 @@
     </w:p>
     <w:p>
       <w:pPr>
-        <w:spacing w:after="0" w:before="0" w:lineRule="auto"/>
+        <w:spacing w:after="0" w:before="0" w:line="240" w:lineRule="auto"/>
         <w:ind w:left="141" w:right="0" w:firstLine="0"/>
         <w:jc w:val="both"/>
         <w:rPr>
@@ -293,7 +273,7 @@
     </w:p>
     <w:p>
       <w:pPr>
-        <w:spacing w:after="0" w:before="0" w:lineRule="auto"/>
+        <w:spacing w:after="0" w:before="0" w:line="240" w:lineRule="auto"/>
         <w:ind w:left="141" w:right="0" w:firstLine="0"/>
         <w:jc w:val="both"/>
         <w:rPr>
@@ -311,7 +291,7 @@
     </w:p>
     <w:p>
       <w:pPr>
-        <w:spacing w:after="0" w:before="0" w:lineRule="auto"/>
+        <w:spacing w:after="0" w:before="0" w:line="240" w:lineRule="auto"/>
         <w:ind w:left="141" w:right="0" w:firstLine="0"/>
         <w:jc w:val="both"/>
         <w:rPr>
@@ -376,7 +356,7 @@
           <w:between w:space="0" w:sz="0" w:val="nil"/>
         </w:pBdr>
         <w:shd w:fill="auto" w:val="clear"/>
-        <w:spacing w:after="0" w:before="16" w:line="240" w:lineRule="auto"/>
+        <w:spacing w:after="0" w:before="0" w:line="240" w:lineRule="auto"/>
         <w:ind w:left="0" w:right="0" w:firstLine="0"/>
         <w:jc w:val="both"/>
         <w:rPr>
@@ -586,7 +566,7 @@
     </w:p>
     <w:p>
       <w:pPr>
-        <w:spacing w:after="0" w:before="268" w:lineRule="auto"/>
+        <w:spacing w:after="0" w:before="0" w:line="240" w:lineRule="auto"/>
         <w:ind w:left="141" w:right="0" w:firstLine="0"/>
         <w:jc w:val="both"/>
         <w:rPr>
@@ -701,7 +681,7 @@
     </w:p>
     <w:p>
       <w:pPr>
-        <w:spacing w:after="0" w:before="0" w:lineRule="auto"/>
+        <w:spacing w:after="0" w:before="0" w:line="240" w:lineRule="auto"/>
         <w:ind w:left="133" w:right="0" w:firstLine="0"/>
         <w:jc w:val="both"/>
         <w:rPr>
@@ -749,7 +729,7 @@
           <w:between w:space="0" w:sz="0" w:val="nil"/>
         </w:pBdr>
         <w:shd w:fill="auto" w:val="clear"/>
-        <w:spacing w:after="0" w:before="1" w:line="240" w:lineRule="auto"/>
+        <w:spacing w:after="0" w:before="0" w:line="240" w:lineRule="auto"/>
         <w:ind w:left="0" w:right="0" w:firstLine="0"/>
         <w:jc w:val="both"/>
         <w:rPr>
@@ -776,7 +756,7 @@
     </w:p>
     <w:p>
       <w:pPr>
-        <w:spacing w:after="0" w:before="0" w:lineRule="auto"/>
+        <w:spacing w:after="0" w:before="0" w:line="240" w:lineRule="auto"/>
         <w:ind w:left="141" w:right="0" w:firstLine="0"/>
         <w:jc w:val="both"/>
         <w:rPr>
@@ -811,7 +791,7 @@
           <w:between w:space="0" w:sz="0" w:val="nil"/>
         </w:pBdr>
         <w:shd w:fill="auto" w:val="clear"/>
-        <w:spacing w:after="0" w:before="266" w:line="240" w:lineRule="auto"/>
+        <w:spacing w:after="0" w:before="0" w:line="240" w:lineRule="auto"/>
         <w:ind w:left="141" w:right="1017" w:firstLine="0"/>
         <w:jc w:val="both"/>
         <w:rPr>
@@ -915,7 +895,7 @@
           <w:between w:space="0" w:sz="0" w:val="nil"/>
         </w:pBdr>
         <w:shd w:fill="auto" w:val="clear"/>
-        <w:spacing w:after="0" w:before="2" w:line="240" w:lineRule="auto"/>
+        <w:spacing w:after="0" w:before="0" w:line="240" w:lineRule="auto"/>
         <w:ind w:left="0" w:right="0" w:firstLine="0"/>
         <w:jc w:val="both"/>
         <w:rPr>
@@ -995,7 +975,7 @@
     </w:p>
     <w:p>
       <w:pPr>
-        <w:spacing w:after="0" w:before="267" w:lineRule="auto"/>
+        <w:spacing w:after="0" w:before="0" w:line="240" w:lineRule="auto"/>
         <w:ind w:left="141" w:right="0" w:firstLine="0"/>
         <w:jc w:val="both"/>
         <w:rPr>
@@ -1030,7 +1010,7 @@
           <w:between w:space="0" w:sz="0" w:val="nil"/>
         </w:pBdr>
         <w:shd w:fill="auto" w:val="clear"/>
-        <w:spacing w:after="0" w:before="13" w:line="240" w:lineRule="auto"/>
+        <w:spacing w:after="0" w:before="0" w:line="240" w:lineRule="auto"/>
         <w:ind w:left="0" w:right="0" w:firstLine="0"/>
         <w:jc w:val="both"/>
         <w:rPr>
@@ -1219,22 +1199,18 @@
     </w:p>
     <w:p>
       <w:pPr>
-        <w:spacing w:after="0" w:before="0" w:lineRule="auto"/>
-        <w:ind w:left="641" w:right="0" w:firstLine="0"/>
+        <w:spacing w:before="0" w:line="240" w:lineRule="auto"/>
+        <w:ind w:right="845"/>
         <w:jc w:val="both"/>
         <w:rPr>
           <w:i w:val="1"/>
           <w:iCs w:val="1"/>
-          <w:sz w:val="22"/>
-          <w:szCs w:val="22"/>
         </w:rPr>
       </w:pPr>
       <w:r>
         <w:rPr>
           <w:i w:val="1"/>
           <w:iCs w:val="1"/>
-          <w:sz w:val="22"/>
-          <w:szCs w:val="22"/>
           <w:rtl w:val="0"/>
         </w:rPr>
         <w:t xml:space="preserve">Kindly review the annexure for the CTC details.</w:t>
@@ -1242,23 +1218,8 @@
     </w:p>
     <w:p>
       <w:pPr>
-        <w:spacing w:after="0" w:before="0" w:lineRule="auto"/>
-        <w:ind w:left="641" w:right="0" w:firstLine="0"/>
-        <w:jc w:val="both"/>
-        <w:rPr>
-          <w:i w:val="1"/>
-          <w:iCs w:val="1"/>
-        </w:rPr>
-      </w:pPr>
-      <w:r>
-        <w:rPr>
-          <w:rtl w:val="0"/>
-        </w:rPr>
-      </w:r>
-    </w:p>
-    <w:p>
-      <w:pPr>
-        <w:ind w:left="141" w:right="845" w:firstLine="0"/>
+        <w:spacing w:before="0" w:line="240" w:lineRule="auto"/>
+        <w:ind w:right="845"/>
         <w:jc w:val="both"/>
         <w:rPr/>
       </w:pPr>
@@ -1266,12 +1227,26 @@
         <w:rPr>
           <w:rtl w:val="0"/>
         </w:rPr>
+      </w:r>
+    </w:p>
+    <w:p>
+      <w:pPr>
+        <w:spacing w:before="0" w:line="240" w:lineRule="auto"/>
+        <w:ind w:right="845"/>
+        <w:jc w:val="both"/>
+        <w:rPr/>
+      </w:pPr>
+      <w:r>
+        <w:rPr>
+          <w:rtl w:val="0"/>
+        </w:rPr>
         <w:t xml:space="preserve">{% if Joining_Bonus %}</w:t>
       </w:r>
     </w:p>
     <w:p>
       <w:pPr>
-        <w:ind w:left="141" w:right="845" w:firstLine="0"/>
+        <w:spacing w:before="0" w:line="240" w:lineRule="auto"/>
+        <w:ind w:right="845"/>
         <w:jc w:val="both"/>
         <w:rPr/>
       </w:pPr>
@@ -1279,6 +1254,19 @@
         <w:rPr>
           <w:rtl w:val="0"/>
         </w:rPr>
+      </w:r>
+    </w:p>
+    <w:p>
+      <w:pPr>
+        <w:spacing w:before="0" w:line="240" w:lineRule="auto"/>
+        <w:ind w:right="845"/>
+        <w:jc w:val="both"/>
+        <w:rPr/>
+      </w:pPr>
+      <w:r>
+        <w:rPr>
+          <w:rtl w:val="0"/>
+        </w:rPr>
         <w:t xml:space="preserve">You will be provided with the “</w:t>
       </w:r>
       <w:r>
@@ -1293,40 +1281,41 @@
         <w:rPr>
           <w:rtl w:val="0"/>
         </w:rPr>
-        <w:t xml:space="preserve">” of</w:t>
-      </w:r>
-      <w:r>
-        <w:rPr>
-          <w:b w:val="1"/>
-          <w:bCs w:val="1"/>
-          <w:rtl w:val="0"/>
-        </w:rPr>
-        <w:t xml:space="preserve"> INR {{Joining_Bonus}} </w:t>
-      </w:r>
-      <w:r>
-        <w:rPr>
-          <w:rtl w:val="0"/>
-        </w:rPr>
-        <w:t xml:space="preserve">(</w:t>
-      </w:r>
-      <w:r>
-        <w:rPr>
-          <w:b w:val="1"/>
-          <w:bCs w:val="1"/>
-          <w:rtl w:val="0"/>
-        </w:rPr>
-        <w:t xml:space="preserve">Rupees {{Joining_Bonus}} only</w:t>
-      </w:r>
-      <w:r>
-        <w:rPr>
-          <w:rtl w:val="0"/>
-        </w:rPr>
-        <w:t xml:space="preserve">) payable after completion of Three working months.</w:t>
-      </w:r>
-    </w:p>
-    <w:p>
-      <w:pPr>
-        <w:ind w:left="141" w:right="845" w:firstLine="0"/>
+        <w:t xml:space="preserve">” of INR </w:t>
+      </w:r>
+      <w:r>
+        <w:rPr>
+          <w:b w:val="1"/>
+          <w:bCs w:val="1"/>
+          <w:rtl w:val="0"/>
+        </w:rPr>
+        <w:t xml:space="preserve">{{Joining_Bonus}}</w:t>
+      </w:r>
+      <w:r>
+        <w:rPr>
+          <w:rtl w:val="0"/>
+        </w:rPr>
+        <w:t xml:space="preserve"> </w:t>
+      </w:r>
+      <w:r>
+        <w:rPr>
+          <w:b w:val="1"/>
+          <w:bCs w:val="1"/>
+          <w:rtl w:val="0"/>
+        </w:rPr>
+        <w:t xml:space="preserve">(Rupees {{Joining_Bonus}} only) </w:t>
+      </w:r>
+      <w:r>
+        <w:rPr>
+          <w:rtl w:val="0"/>
+        </w:rPr>
+        <w:t xml:space="preserve">payable after completion of Three working months.</w:t>
+      </w:r>
+    </w:p>
+    <w:p>
+      <w:pPr>
+        <w:spacing w:before="0" w:line="240" w:lineRule="auto"/>
+        <w:ind w:right="845"/>
         <w:jc w:val="both"/>
         <w:rPr/>
       </w:pPr>
@@ -1338,7 +1327,8 @@
     </w:p>
     <w:p>
       <w:pPr>
-        <w:ind w:left="141" w:right="845" w:firstLine="0"/>
+        <w:spacing w:before="0" w:line="240" w:lineRule="auto"/>
+        <w:ind w:right="845"/>
         <w:jc w:val="both"/>
         <w:rPr/>
       </w:pPr>
@@ -1351,7 +1341,8 @@
     </w:p>
     <w:p>
       <w:pPr>
-        <w:ind w:left="141" w:right="845" w:firstLine="0"/>
+        <w:spacing w:before="0" w:line="240" w:lineRule="auto"/>
+        <w:ind w:right="845"/>
         <w:jc w:val="both"/>
         <w:rPr/>
       </w:pPr>
@@ -1363,7 +1354,8 @@
     </w:p>
     <w:p>
       <w:pPr>
-        <w:ind w:left="141" w:right="845" w:firstLine="0"/>
+        <w:spacing w:before="0" w:line="240" w:lineRule="auto"/>
+        <w:ind w:right="845"/>
         <w:jc w:val="both"/>
         <w:rPr/>
       </w:pPr>
@@ -1371,12 +1363,13 @@
         <w:rPr>
           <w:rtl w:val="0"/>
         </w:rPr>
-        <w:t xml:space="preserve">In an outside possibility, within ONE year from the date of joining, if you tender resignation or notice for any reasons or being terminated for disciplinary and policy breach reasons (as mentioned in the Termination clause), you will not be eligible for such bonus/reimbursement and if such reimbursement/bonus is already paid to you then you will have to return the entire amount to the Company on or before leaving the Company which may be adjusted in a final settlement. </w:t>
-      </w:r>
-    </w:p>
-    <w:p>
-      <w:pPr>
-        <w:ind w:left="0" w:right="845" w:firstLine="0"/>
+        <w:t xml:space="preserve">In an outside possibility, within ONE year from the date of joining, if you tender resignation or notice for any reasons or being terminated for disciplinary and policy breach reasons (as mentioned in the Termination clause), you will not be eligible for such bonus/reimbursement and if such reimbursement/bonus is already paid to you then you will have to return the entire amount to the Company on or before leaving the Company which may be adjusted in a final settlement.</w:t>
+      </w:r>
+    </w:p>
+    <w:p>
+      <w:pPr>
+        <w:spacing w:before="0" w:line="240" w:lineRule="auto"/>
+        <w:ind w:right="845"/>
         <w:jc w:val="both"/>
         <w:rPr/>
       </w:pPr>
@@ -1384,12 +1377,12 @@
         <w:rPr>
           <w:rtl w:val="0"/>
         </w:rPr>
-        <w:t xml:space="preserve">   {% endif %}</w:t>
-      </w:r>
-    </w:p>
-    <w:p>
-      <w:pPr>
-        <w:ind w:left="141" w:right="845" w:firstLine="0"/>
+      </w:r>
+    </w:p>
+    <w:p>
+      <w:pPr>
+        <w:spacing w:before="0" w:line="240" w:lineRule="auto"/>
+        <w:ind w:right="845"/>
         <w:jc w:val="both"/>
         <w:rPr/>
       </w:pPr>
@@ -1397,12 +1390,138 @@
         <w:rPr>
           <w:rtl w:val="0"/>
         </w:rPr>
-      </w:r>
-    </w:p>
-    <w:p>
-      <w:pPr>
-        <w:spacing w:after="0" w:before="0" w:lineRule="auto"/>
-        <w:ind w:left="141" w:right="845" w:firstLine="0"/>
+        <w:t xml:space="preserve">{% endif %}</w:t>
+      </w:r>
+    </w:p>
+    <w:p>
+      <w:pPr>
+        <w:spacing w:before="0" w:line="240" w:lineRule="auto"/>
+        <w:ind w:right="845"/>
+        <w:jc w:val="both"/>
+        <w:rPr>
+          <w:b w:val="1"/>
+          <w:bCs w:val="1"/>
+        </w:rPr>
+      </w:pPr>
+      <w:r>
+        <w:rPr>
+          <w:rtl w:val="0"/>
+        </w:rPr>
+        <w:t xml:space="preserve">Reviews/Appraisals will be as per the Company policies &amp; guidelines. </w:t>
+      </w:r>
+      <w:r>
+        <w:rPr>
+          <w:b w:val="1"/>
+          <w:bCs w:val="1"/>
+          <w:rtl w:val="0"/>
+        </w:rPr>
+        <w:t xml:space="preserve">Your compensation details should be kept absolutely confidential.</w:t>
+      </w:r>
+    </w:p>
+    <w:p>
+      <w:pPr>
+        <w:spacing w:after="0" w:before="0" w:line="240" w:lineRule="auto"/>
+        <w:ind w:left="0" w:right="0" w:firstLine="0"/>
+        <w:jc w:val="both"/>
+        <w:rPr>
+          <w:b w:val="1"/>
+          <w:bCs w:val="1"/>
+        </w:rPr>
+      </w:pPr>
+      <w:r>
+        <w:rPr>
+          <w:rtl w:val="0"/>
+        </w:rPr>
+      </w:r>
+    </w:p>
+    <w:p>
+      <w:pPr>
+        <w:spacing w:after="0" w:before="0" w:line="240" w:lineRule="auto"/>
+        <w:ind w:left="0" w:right="0" w:firstLine="0"/>
+        <w:jc w:val="both"/>
+        <w:rPr>
+          <w:b w:val="1"/>
+          <w:bCs w:val="1"/>
+        </w:rPr>
+      </w:pPr>
+      <w:r>
+        <w:rPr>
+          <w:rtl w:val="0"/>
+        </w:rPr>
+      </w:r>
+    </w:p>
+    <w:p>
+      <w:pPr>
+        <w:spacing w:after="0" w:before="0" w:line="240" w:lineRule="auto"/>
+        <w:ind w:left="0" w:right="0" w:firstLine="0"/>
+        <w:jc w:val="both"/>
+        <w:rPr>
+          <w:b w:val="1"/>
+          <w:bCs w:val="1"/>
+        </w:rPr>
+      </w:pPr>
+      <w:r>
+        <w:rPr>
+          <w:rtl w:val="0"/>
+        </w:rPr>
+      </w:r>
+    </w:p>
+    <w:p>
+      <w:pPr>
+        <w:jc w:val="both"/>
+        <w:rPr>
+          <w:b w:val="1"/>
+          <w:bCs w:val="1"/>
+        </w:rPr>
+      </w:pPr>
+      <w:r>
+        <w:rPr>
+          <w:rtl w:val="0"/>
+        </w:rPr>
+      </w:r>
+    </w:p>
+    <w:p>
+      <w:pPr>
+        <w:jc w:val="both"/>
+        <w:rPr>
+          <w:b w:val="1"/>
+          <w:bCs w:val="1"/>
+        </w:rPr>
+      </w:pPr>
+      <w:r>
+        <w:rPr>
+          <w:b w:val="1"/>
+          <w:bCs w:val="1"/>
+          <w:rtl w:val="0"/>
+        </w:rPr>
+        <w:t xml:space="preserve">Compensation:</w:t>
+      </w:r>
+    </w:p>
+    <w:p>
+      <w:pPr>
+        <w:jc w:val="both"/>
+        <w:rPr>
+          <w:b w:val="1"/>
+          <w:bCs w:val="1"/>
+        </w:rPr>
+      </w:pPr>
+      <w:r>
+        <w:rPr>
+          <w:rtl w:val="0"/>
+        </w:rPr>
+        <w:t xml:space="preserve">Your Total Annual CTC including retirals will be of </w:t>
+      </w:r>
+      <w:r>
+        <w:rPr>
+          <w:b w:val="1"/>
+          <w:bCs w:val="1"/>
+          <w:rtl w:val="0"/>
+        </w:rPr>
+        <w:t xml:space="preserve">INR {{Proposed_CTC}} (Rupees {{Proposed_CTC}} Only)</w:t>
+      </w:r>
+    </w:p>
+    <w:p>
+      <w:pPr>
         <w:jc w:val="both"/>
         <w:rPr/>
       </w:pPr>
@@ -1410,147 +1529,760 @@
         <w:rPr>
           <w:rtl w:val="0"/>
         </w:rPr>
-      </w:r>
-    </w:p>
-    <w:p>
-      <w:pPr>
-        <w:keepNext w:val="0"/>
-        <w:keepLines w:val="0"/>
-        <w:pageBreakBefore w:val="0"/>
-        <w:widowControl w:val="0"/>
-        <w:pBdr>
-          <w:top w:space="0" w:sz="0" w:val="nil"/>
-          <w:left w:space="0" w:sz="0" w:val="nil"/>
-          <w:bottom w:space="0" w:sz="0" w:val="nil"/>
-          <w:right w:space="0" w:sz="0" w:val="nil"/>
-          <w:between w:space="0" w:sz="0" w:val="nil"/>
-        </w:pBdr>
-        <w:shd w:fill="auto" w:val="clear"/>
-        <w:spacing w:after="0" w:before="1" w:line="240" w:lineRule="auto"/>
+        <w:t xml:space="preserve">Kindly review the annexure for the CTC details.</w:t>
+      </w:r>
+    </w:p>
+    <w:p>
+      <w:pPr>
+        <w:jc w:val="both"/>
+        <w:rPr/>
+      </w:pPr>
+      <w:r>
+        <w:rPr>
+          <w:rtl w:val="0"/>
+        </w:rPr>
+      </w:r>
+    </w:p>
+    <w:p>
+      <w:pPr>
+        <w:jc w:val="both"/>
+        <w:rPr/>
+      </w:pPr>
+      <w:r>
+        <w:rPr>
+          <w:rtl w:val="0"/>
+        </w:rPr>
+        <w:t xml:space="preserve">The annual fixed compensation will be INR</w:t>
+      </w:r>
+      <w:r>
+        <w:rPr>
+          <w:b w:val="1"/>
+          <w:bCs w:val="1"/>
+          <w:rtl w:val="0"/>
+        </w:rPr>
+        <w:t xml:space="preserve"> {{Proposed_CTC}} (Rupees {{Proposed_CTC}} Only)</w:t>
+      </w:r>
+      <w:r>
+        <w:rPr>
+          <w:rtl w:val="0"/>
+        </w:rPr>
+        <w:t xml:space="preserve">.</w:t>
+      </w:r>
+    </w:p>
+    <w:p>
+      <w:pPr>
+        <w:jc w:val="both"/>
+        <w:rPr/>
+      </w:pPr>
+      <w:r>
+        <w:rPr>
+          <w:rtl w:val="0"/>
+        </w:rPr>
+      </w:r>
+    </w:p>
+    <w:p>
+      <w:pPr>
+        <w:jc w:val="both"/>
+        <w:rPr/>
+      </w:pPr>
+      <w:r>
+        <w:rPr>
+          <w:rtl w:val="0"/>
+        </w:rPr>
+        <w:t xml:space="preserve">This will be revised to INR</w:t>
+      </w:r>
+      <w:r>
+        <w:rPr>
+          <w:b w:val="1"/>
+          <w:bCs w:val="1"/>
+          <w:rtl w:val="0"/>
+        </w:rPr>
+        <w:t xml:space="preserve"> {{Proposed_CTC}}</w:t>
+      </w:r>
+      <w:r>
+        <w:rPr>
+          <w:rtl w:val="0"/>
+        </w:rPr>
+        <w:t xml:space="preserve"> </w:t>
+      </w:r>
+      <w:r>
+        <w:rPr>
+          <w:b w:val="1"/>
+          <w:bCs w:val="1"/>
+          <w:rtl w:val="0"/>
+        </w:rPr>
+        <w:t xml:space="preserve">(Rupees {{Proposed_CTC}} Only)</w:t>
+      </w:r>
+      <w:r>
+        <w:rPr>
+          <w:rtl w:val="0"/>
+        </w:rPr>
+        <w:t xml:space="preserve"> upon you becoming billable or upon completion of six (6) months of service, whichever is earlier.</w:t>
+      </w:r>
+    </w:p>
+    <w:p>
+      <w:pPr>
+        <w:jc w:val="both"/>
+        <w:rPr>
+          <w:b w:val="1"/>
+          <w:bCs w:val="1"/>
+        </w:rPr>
+      </w:pPr>
+      <w:r>
+        <w:rPr>
+          <w:rtl w:val="0"/>
+        </w:rPr>
+      </w:r>
+    </w:p>
+    <w:p>
+      <w:pPr>
+        <w:jc w:val="both"/>
+        <w:rPr>
+          <w:b w:val="1"/>
+          <w:bCs w:val="1"/>
+        </w:rPr>
+      </w:pPr>
+      <w:r>
+        <w:rPr>
+          <w:b w:val="1"/>
+          <w:bCs w:val="1"/>
+          <w:rtl w:val="0"/>
+        </w:rPr>
+        <w:t xml:space="preserve">Post Customer Selection:</w:t>
+      </w:r>
+    </w:p>
+    <w:p>
+      <w:pPr>
+        <w:jc w:val="both"/>
+        <w:rPr/>
+      </w:pPr>
+      <w:r>
+        <w:rPr>
+          <w:rtl w:val="0"/>
+        </w:rPr>
+        <w:t xml:space="preserve">Revised salary of </w:t>
+      </w:r>
+      <w:r>
+        <w:rPr>
+          <w:b w:val="1"/>
+          <w:bCs w:val="1"/>
+          <w:rtl w:val="0"/>
+        </w:rPr>
+        <w:t xml:space="preserve">INR {{Proposed_CTC}} (Rupees {{Proposed_CTC}} Only)</w:t>
+      </w:r>
+      <w:r>
+        <w:rPr>
+          <w:rtl w:val="0"/>
+        </w:rPr>
+        <w:t xml:space="preserve"> will be effective from your 1st day of the next working month from the deployment date based on your performance.</w:t>
+      </w:r>
+    </w:p>
+    <w:p>
+      <w:pPr>
+        <w:jc w:val="both"/>
+        <w:rPr/>
+      </w:pPr>
+      <w:r>
+        <w:rPr>
+          <w:rtl w:val="0"/>
+        </w:rPr>
+      </w:r>
+    </w:p>
+    <w:p>
+      <w:pPr>
+        <w:jc w:val="both"/>
+        <w:rPr/>
+      </w:pPr>
+      <w:r>
+        <w:rPr>
+          <w:rtl w:val="0"/>
+        </w:rPr>
+      </w:r>
+    </w:p>
+    <w:p>
+      <w:pPr>
+        <w:jc w:val="both"/>
+        <w:rPr/>
+      </w:pPr>
+      <w:r>
+        <w:rPr>
+          <w:rtl w:val="0"/>
+        </w:rPr>
+        <w:t xml:space="preserve">{% if Retention_Bonus %}</w:t>
+      </w:r>
+    </w:p>
+    <w:p>
+      <w:pPr>
+        <w:jc w:val="both"/>
+        <w:rPr>
+          <w:b w:val="1"/>
+          <w:bCs w:val="1"/>
+        </w:rPr>
+      </w:pPr>
+      <w:r>
+        <w:rPr>
+          <w:b w:val="1"/>
+          <w:bCs w:val="1"/>
+          <w:rtl w:val="0"/>
+        </w:rPr>
+        <w:t xml:space="preserve">Retention Bonus:</w:t>
+      </w:r>
+    </w:p>
+    <w:p>
+      <w:pPr>
+        <w:jc w:val="both"/>
+        <w:rPr/>
+      </w:pPr>
+      <w:r>
+        <w:rPr>
+          <w:rtl w:val="0"/>
+        </w:rPr>
+        <w:t xml:space="preserve">You will be provided with the </w:t>
+      </w:r>
+      <w:r>
+        <w:rPr>
+          <w:b w:val="1"/>
+          <w:bCs w:val="1"/>
+          <w:rtl w:val="0"/>
+        </w:rPr>
+        <w:t xml:space="preserve">“Retention Bonus”</w:t>
+      </w:r>
+      <w:r>
+        <w:rPr>
+          <w:rtl w:val="0"/>
+        </w:rPr>
+        <w:t xml:space="preserve"> of INR </w:t>
+      </w:r>
+      <w:r>
+        <w:rPr>
+          <w:b w:val="1"/>
+          <w:bCs w:val="1"/>
+          <w:rtl w:val="0"/>
+        </w:rPr>
+        <w:t xml:space="preserve">{{Retention_Bonus}} (Rupees {{Retention_Bonus}} Only) </w:t>
+      </w:r>
+      <w:r>
+        <w:rPr>
+          <w:rtl w:val="0"/>
+        </w:rPr>
+        <w:t xml:space="preserve">payable after completion of </w:t>
+      </w:r>
+      <w:r>
+        <w:rPr>
+          <w:b w:val="1"/>
+          <w:bCs w:val="1"/>
+          <w:rtl w:val="0"/>
+        </w:rPr>
+        <w:t xml:space="preserve">Six/Twelve</w:t>
+      </w:r>
+      <w:r>
+        <w:rPr>
+          <w:rtl w:val="0"/>
+        </w:rPr>
+        <w:t xml:space="preserve"> working months.</w:t>
+      </w:r>
+    </w:p>
+    <w:p>
+      <w:pPr>
+        <w:jc w:val="both"/>
+        <w:rPr/>
+      </w:pPr>
+      <w:r>
+        <w:rPr>
+          <w:rtl w:val="0"/>
+        </w:rPr>
+        <w:t xml:space="preserve">{% endif %}</w:t>
+      </w:r>
+    </w:p>
+    <w:p>
+      <w:pPr>
+        <w:jc w:val="both"/>
+        <w:rPr/>
+      </w:pPr>
+      <w:r>
+        <w:rPr>
+          <w:rtl w:val="0"/>
+        </w:rPr>
+      </w:r>
+    </w:p>
+    <w:p>
+      <w:pPr>
+        <w:jc w:val="both"/>
+        <w:rPr/>
+      </w:pPr>
+      <w:r>
+        <w:rPr>
+          <w:rtl w:val="0"/>
+        </w:rPr>
+        <w:t xml:space="preserve">{% if One_Time_Bonus %}</w:t>
+      </w:r>
+    </w:p>
+    <w:p>
+      <w:pPr>
+        <w:jc w:val="both"/>
+        <w:rPr>
+          <w:b w:val="1"/>
+          <w:bCs w:val="1"/>
+        </w:rPr>
+      </w:pPr>
+      <w:r>
+        <w:rPr>
+          <w:b w:val="1"/>
+          <w:bCs w:val="1"/>
+          <w:rtl w:val="0"/>
+        </w:rPr>
+        <w:t xml:space="preserve">Onetime Bonus :</w:t>
+      </w:r>
+    </w:p>
+    <w:p>
+      <w:pPr>
+        <w:jc w:val="both"/>
+        <w:rPr/>
+      </w:pPr>
+      <w:r>
+        <w:rPr>
+          <w:rtl w:val="0"/>
+        </w:rPr>
+        <w:t xml:space="preserve">You will be provided with the </w:t>
+      </w:r>
+      <w:r>
+        <w:rPr>
+          <w:b w:val="1"/>
+          <w:bCs w:val="1"/>
+          <w:rtl w:val="0"/>
+        </w:rPr>
+        <w:t xml:space="preserve">“One time Bonus”</w:t>
+      </w:r>
+      <w:r>
+        <w:rPr>
+          <w:rtl w:val="0"/>
+        </w:rPr>
+        <w:t xml:space="preserve"> of </w:t>
+      </w:r>
+      <w:r>
+        <w:rPr>
+          <w:b w:val="1"/>
+          <w:bCs w:val="1"/>
+          <w:rtl w:val="0"/>
+        </w:rPr>
+        <w:t xml:space="preserve">INR {{One_Time_Bonus}} (Rupees {{One_Time_Bonus}} Only)</w:t>
+      </w:r>
+      <w:r>
+        <w:rPr>
+          <w:rtl w:val="0"/>
+        </w:rPr>
+        <w:t xml:space="preserve"> payable after completion of </w:t>
+      </w:r>
+      <w:r>
+        <w:rPr>
+          <w:b w:val="1"/>
+          <w:bCs w:val="1"/>
+          <w:rtl w:val="0"/>
+        </w:rPr>
+        <w:t xml:space="preserve">Twelve/Six</w:t>
+      </w:r>
+      <w:r>
+        <w:rPr>
+          <w:rtl w:val="0"/>
+        </w:rPr>
+        <w:t xml:space="preserve"> working months.</w:t>
+      </w:r>
+    </w:p>
+    <w:p>
+      <w:pPr>
+        <w:jc w:val="both"/>
+        <w:rPr/>
+      </w:pPr>
+      <w:r>
+        <w:rPr>
+          <w:rtl w:val="0"/>
+        </w:rPr>
+        <w:t xml:space="preserve">{% endif %}</w:t>
+      </w:r>
+    </w:p>
+    <w:p>
+      <w:pPr>
+        <w:jc w:val="both"/>
+        <w:rPr/>
+      </w:pPr>
+      <w:r>
+        <w:rPr>
+          <w:rtl w:val="0"/>
+        </w:rPr>
+      </w:r>
+    </w:p>
+    <w:p>
+      <w:pPr>
+        <w:jc w:val="both"/>
+        <w:rPr/>
+      </w:pPr>
+      <w:r>
+        <w:rPr>
+          <w:rtl w:val="0"/>
+        </w:rPr>
+        <w:t xml:space="preserve">{% if Variable_Pay %}</w:t>
+      </w:r>
+    </w:p>
+    <w:p>
+      <w:pPr>
+        <w:jc w:val="both"/>
+        <w:rPr>
+          <w:b w:val="1"/>
+          <w:bCs w:val="1"/>
+        </w:rPr>
+      </w:pPr>
+      <w:r>
+        <w:rPr>
+          <w:b w:val="1"/>
+          <w:bCs w:val="1"/>
+          <w:rtl w:val="0"/>
+        </w:rPr>
+        <w:t xml:space="preserve">Variable Pay:</w:t>
+      </w:r>
+    </w:p>
+    <w:p>
+      <w:pPr>
+        <w:jc w:val="both"/>
+        <w:rPr/>
+      </w:pPr>
+      <w:r>
+        <w:rPr>
+          <w:rtl w:val="0"/>
+        </w:rPr>
+        <w:t xml:space="preserve">In addition to your Annual CTC, you will be eligible for a maximum variable yearly payout of </w:t>
+      </w:r>
+      <w:r>
+        <w:rPr>
+          <w:b w:val="1"/>
+          <w:bCs w:val="1"/>
+          <w:rtl w:val="0"/>
+        </w:rPr>
+        <w:t xml:space="preserve">INR {{Variable_Pay}} (Rupees {{Variable_Pay}} Only)</w:t>
+      </w:r>
+      <w:r>
+        <w:rPr>
+          <w:rtl w:val="0"/>
+        </w:rPr>
+        <w:t xml:space="preserve"> on meeting the quarterly/ yearly target which will be paid at the end of the quarter/year. Your target T &amp; C will be defined by your manager &amp; you within two months from the day of joining in mutual discussion between your manager &amp; you.</w:t>
+      </w:r>
+    </w:p>
+    <w:p>
+      <w:pPr>
+        <w:jc w:val="both"/>
+        <w:rPr/>
+      </w:pPr>
+      <w:r>
+        <w:rPr>
+          <w:rtl w:val="0"/>
+        </w:rPr>
+        <w:t xml:space="preserve">{% endif %}</w:t>
+      </w:r>
+    </w:p>
+    <w:p>
+      <w:pPr>
+        <w:jc w:val="both"/>
+        <w:rPr/>
+      </w:pPr>
+      <w:r>
+        <w:rPr>
+          <w:rtl w:val="0"/>
+        </w:rPr>
+      </w:r>
+    </w:p>
+    <w:p>
+      <w:pPr>
+        <w:jc w:val="both"/>
+        <w:rPr/>
+      </w:pPr>
+      <w:r>
+        <w:rPr>
+          <w:rtl w:val="0"/>
+        </w:rPr>
+        <w:t xml:space="preserve">{% if Notice_Period_Buyout %}</w:t>
+      </w:r>
+    </w:p>
+    <w:p>
+      <w:pPr>
+        <w:jc w:val="both"/>
+        <w:rPr>
+          <w:b w:val="1"/>
+          <w:bCs w:val="1"/>
+        </w:rPr>
+      </w:pPr>
+      <w:r>
+        <w:rPr>
+          <w:b w:val="1"/>
+          <w:bCs w:val="1"/>
+          <w:rtl w:val="0"/>
+        </w:rPr>
+        <w:t xml:space="preserve">Notice Period Buyout:</w:t>
+      </w:r>
+    </w:p>
+    <w:p>
+      <w:pPr>
+        <w:jc w:val="both"/>
+        <w:rPr/>
+      </w:pPr>
+      <w:r>
+        <w:rPr>
+          <w:rtl w:val="0"/>
+        </w:rPr>
+        <w:t xml:space="preserve">You will be paid “Notice Period Buyout” amount up to </w:t>
+      </w:r>
+      <w:r>
+        <w:rPr>
+          <w:b w:val="1"/>
+          <w:bCs w:val="1"/>
+          <w:rtl w:val="0"/>
+        </w:rPr>
+        <w:t xml:space="preserve">INR {{Notice_Period_Buyout}}</w:t>
+      </w:r>
+      <w:r>
+        <w:rPr>
+          <w:rtl w:val="0"/>
+        </w:rPr>
+        <w:t xml:space="preserve"> </w:t>
+      </w:r>
+      <w:r>
+        <w:rPr>
+          <w:b w:val="1"/>
+          <w:bCs w:val="1"/>
+          <w:rtl w:val="0"/>
+        </w:rPr>
+        <w:t xml:space="preserve">(Rupees {{Notice_Period_Buyout}} Only)</w:t>
+      </w:r>
+      <w:r>
+        <w:rPr>
+          <w:rtl w:val="0"/>
+        </w:rPr>
+        <w:t xml:space="preserve"> actuals, against the shortfall of the notice period served by you in your current employment, based on the submission of the proof of payment done by you to your current employer.</w:t>
+      </w:r>
+    </w:p>
+    <w:p>
+      <w:pPr>
+        <w:jc w:val="both"/>
+        <w:rPr/>
+      </w:pPr>
+      <w:r>
+        <w:rPr>
+          <w:rtl w:val="0"/>
+        </w:rPr>
+        <w:t xml:space="preserve">{% endif %}</w:t>
+      </w:r>
+    </w:p>
+    <w:p>
+      <w:pPr>
+        <w:jc w:val="both"/>
+        <w:rPr/>
+      </w:pPr>
+      <w:r>
+        <w:rPr>
+          <w:rtl w:val="0"/>
+        </w:rPr>
+      </w:r>
+    </w:p>
+    <w:p>
+      <w:pPr>
+        <w:jc w:val="both"/>
+        <w:rPr/>
+      </w:pPr>
+      <w:r>
+        <w:rPr>
+          <w:rtl w:val="0"/>
+        </w:rPr>
+        <w:t xml:space="preserve">{% if Relocation %}</w:t>
+      </w:r>
+    </w:p>
+    <w:p>
+      <w:pPr>
+        <w:jc w:val="both"/>
+        <w:rPr/>
+      </w:pPr>
+      <w:r>
+        <w:rPr>
+          <w:rtl w:val="0"/>
+        </w:rPr>
+        <w:t xml:space="preserve">You will be provided with </w:t>
+      </w:r>
+      <w:r>
+        <w:rPr>
+          <w:b w:val="1"/>
+          <w:bCs w:val="1"/>
+          <w:rtl w:val="0"/>
+        </w:rPr>
+        <w:t xml:space="preserve">“Relocation Allowances”</w:t>
+      </w:r>
+      <w:r>
+        <w:rPr>
+          <w:rtl w:val="0"/>
+        </w:rPr>
+        <w:t xml:space="preserve"> up to </w:t>
+      </w:r>
+      <w:r>
+        <w:rPr>
+          <w:b w:val="1"/>
+          <w:bCs w:val="1"/>
+          <w:rtl w:val="0"/>
+        </w:rPr>
+        <w:t xml:space="preserve">INR {{Relocation}} (Rupees {{Relocation}} Only)</w:t>
+      </w:r>
+      <w:r>
+        <w:rPr>
+          <w:rtl w:val="0"/>
+        </w:rPr>
+        <w:t xml:space="preserve"> which will include:</w:t>
+      </w:r>
+    </w:p>
+    <w:p>
+      <w:pPr>
+        <w:jc w:val="both"/>
+        <w:rPr/>
+      </w:pPr>
+      <w:r>
+        <w:rPr>
+          <w:rtl w:val="0"/>
+        </w:rPr>
+        <w:t xml:space="preserve">One way ticket from Bangalore to Hyderabad for you and your spouse, at the time of joining.</w:t>
+      </w:r>
+    </w:p>
+    <w:p>
+      <w:pPr>
+        <w:jc w:val="both"/>
+        <w:rPr/>
+      </w:pPr>
+      <w:r>
+        <w:rPr>
+          <w:rtl w:val="0"/>
+        </w:rPr>
+        <w:t xml:space="preserve">Accommodation for 7 calendar days from the date of your joining in company sponsored accommodation, at the time of your joining.</w:t>
+      </w:r>
+    </w:p>
+    <w:p>
+      <w:pPr>
+        <w:jc w:val="both"/>
+        <w:rPr/>
+      </w:pPr>
+      <w:r>
+        <w:rPr>
+          <w:rtl w:val="0"/>
+        </w:rPr>
+        <w:t xml:space="preserve">Expenses which you incur in moving any personal effects from Bangalore to Hyderabad.</w:t>
+      </w:r>
+    </w:p>
+    <w:p>
+      <w:pPr>
+        <w:jc w:val="both"/>
+        <w:rPr>
+          <w:b w:val="1"/>
+          <w:bCs w:val="1"/>
+        </w:rPr>
+      </w:pPr>
+      <w:r>
+        <w:rPr>
+          <w:b w:val="1"/>
+          <w:bCs w:val="1"/>
+          <w:rtl w:val="0"/>
+        </w:rPr>
+        <w:t xml:space="preserve">“Relocation Reimbursement” will be paid against submission of actual bills within 90 days.</w:t>
+      </w:r>
+    </w:p>
+    <w:p>
+      <w:pPr>
+        <w:jc w:val="both"/>
+        <w:rPr>
+          <w:b w:val="1"/>
+          <w:bCs w:val="1"/>
+        </w:rPr>
+      </w:pPr>
+      <w:r>
+        <w:rPr>
+          <w:b w:val="1"/>
+          <w:bCs w:val="1"/>
+          <w:rtl w:val="0"/>
+        </w:rPr>
+        <w:t xml:space="preserve">{% endif %}</w:t>
+      </w:r>
+    </w:p>
+    <w:p>
+      <w:pPr>
+        <w:jc w:val="both"/>
+        <w:rPr>
+          <w:b w:val="1"/>
+          <w:bCs w:val="1"/>
+        </w:rPr>
+      </w:pPr>
+      <w:r>
+        <w:rPr>
+          <w:rtl w:val="0"/>
+        </w:rPr>
+      </w:r>
+    </w:p>
+    <w:p>
+      <w:pPr>
+        <w:jc w:val="both"/>
+        <w:rPr>
+          <w:b w:val="1"/>
+          <w:bCs w:val="1"/>
+        </w:rPr>
+      </w:pPr>
+      <w:r>
+        <w:rPr>
+          <w:rtl w:val="0"/>
+        </w:rPr>
+      </w:r>
+    </w:p>
+    <w:p>
+      <w:pPr>
+        <w:spacing w:after="0" w:before="0" w:line="240" w:lineRule="auto"/>
         <w:ind w:left="0" w:right="0" w:firstLine="0"/>
         <w:jc w:val="both"/>
         <w:rPr>
-          <w:rFonts w:ascii="Calibri" w:cs="Calibri" w:eastAsia="Calibri" w:hAnsi="Calibri"/>
-          <w:b w:val="1"/>
-          <w:bCs w:val="1"/>
-          <w:i w:val="0"/>
-          <w:iCs w:val="0"/>
-          <w:smallCaps w:val="0"/>
-          <w:strike w:val="0"/>
-          <w:color w:val="000000"/>
-          <w:sz w:val="22"/>
-          <w:szCs w:val="22"/>
-          <w:u w:val="none"/>
-          <w:shd w:fill="auto" w:val="clear"/>
-          <w:vertAlign w:val="baseline"/>
-        </w:rPr>
-      </w:pPr>
-      <w:r>
-        <w:rPr>
-          <w:rtl w:val="0"/>
-        </w:rPr>
-      </w:r>
-    </w:p>
-    <w:p>
-      <w:pPr>
-        <w:spacing w:after="0" w:before="0" w:lineRule="auto"/>
-        <w:ind w:left="141" w:right="0" w:firstLine="0"/>
-        <w:jc w:val="both"/>
-        <w:rPr>
-          <w:b w:val="1"/>
-          <w:bCs w:val="1"/>
-        </w:rPr>
-      </w:pPr>
-      <w:r>
-        <w:rPr>
-          <w:rtl w:val="0"/>
-        </w:rPr>
-      </w:r>
-    </w:p>
-    <w:p>
-      <w:pPr>
-        <w:spacing w:after="0" w:before="0" w:lineRule="auto"/>
-        <w:ind w:left="141" w:right="0" w:firstLine="0"/>
-        <w:jc w:val="both"/>
-        <w:rPr>
-          <w:b w:val="1"/>
-          <w:bCs w:val="1"/>
-        </w:rPr>
-      </w:pPr>
-      <w:r>
-        <w:rPr>
-          <w:rtl w:val="0"/>
-        </w:rPr>
-      </w:r>
-    </w:p>
-    <w:p>
-      <w:pPr>
-        <w:spacing w:after="0" w:before="0" w:lineRule="auto"/>
-        <w:ind w:left="141" w:right="0" w:firstLine="0"/>
-        <w:jc w:val="both"/>
-        <w:rPr>
-          <w:b w:val="1"/>
-          <w:bCs w:val="1"/>
-        </w:rPr>
-      </w:pPr>
-      <w:r>
-        <w:rPr>
-          <w:rtl w:val="0"/>
-        </w:rPr>
-      </w:r>
-    </w:p>
-    <w:p>
-      <w:pPr>
-        <w:ind w:left="141" w:right="845" w:firstLine="0"/>
-        <w:jc w:val="both"/>
-        <w:rPr>
-          <w:b w:val="1"/>
-          <w:bCs w:val="1"/>
-        </w:rPr>
-      </w:pPr>
-      <w:r>
-        <w:rPr>
-          <w:rtl w:val="0"/>
-        </w:rPr>
-        <w:t xml:space="preserve">Reviews/Appraisals will be as per the Company policies &amp; guidelines. </w:t>
-      </w:r>
-      <w:r>
-        <w:rPr>
-          <w:b w:val="1"/>
-          <w:bCs w:val="1"/>
-          <w:rtl w:val="0"/>
-        </w:rPr>
-        <w:t xml:space="preserve">Your compensation details should be kept absolutely confidential.</w:t>
-      </w:r>
-    </w:p>
-    <w:p>
-      <w:pPr>
-        <w:spacing w:after="0" w:before="0" w:lineRule="auto"/>
-        <w:ind w:left="141" w:right="0" w:firstLine="0"/>
-        <w:jc w:val="both"/>
-        <w:rPr>
-          <w:b w:val="1"/>
-          <w:bCs w:val="1"/>
-        </w:rPr>
-      </w:pPr>
-      <w:r>
-        <w:rPr>
-          <w:rtl w:val="0"/>
-        </w:rPr>
-      </w:r>
-    </w:p>
-    <w:p>
-      <w:pPr>
-        <w:spacing w:after="0" w:before="0" w:lineRule="auto"/>
-        <w:ind w:left="141" w:right="0" w:firstLine="0"/>
-        <w:jc w:val="both"/>
-        <w:rPr>
-          <w:b w:val="1"/>
-          <w:bCs w:val="1"/>
-          <w:sz w:val="22"/>
-          <w:szCs w:val="22"/>
-        </w:rPr>
-      </w:pPr>
+          <w:b w:val="1"/>
+          <w:bCs w:val="1"/>
+        </w:rPr>
+      </w:pPr>
+      <w:r>
+        <w:rPr>
+          <w:rtl w:val="0"/>
+        </w:rPr>
+      </w:r>
+    </w:p>
+    <w:p>
+      <w:pPr>
+        <w:spacing w:after="0" w:before="0" w:line="240" w:lineRule="auto"/>
+        <w:ind w:left="0" w:right="0" w:firstLine="0"/>
+        <w:jc w:val="both"/>
+        <w:rPr>
+          <w:b w:val="1"/>
+          <w:bCs w:val="1"/>
+        </w:rPr>
+      </w:pPr>
+      <w:r>
+        <w:rPr>
+          <w:rtl w:val="0"/>
+        </w:rPr>
+      </w:r>
+    </w:p>
+    <w:p>
+      <w:pPr>
+        <w:spacing w:after="0" w:before="0" w:line="240" w:lineRule="auto"/>
+        <w:ind w:left="0" w:right="0" w:firstLine="0"/>
+        <w:jc w:val="both"/>
+        <w:rPr>
+          <w:b w:val="1"/>
+          <w:bCs w:val="1"/>
+          <w:sz w:val="22"/>
+          <w:szCs w:val="22"/>
+        </w:rPr>
+      </w:pPr>
+      <w:r>
+        <w:rPr>
+          <w:b w:val="1"/>
+          <w:bCs w:val="1"/>
+          <w:rtl w:val="0"/>
+        </w:rPr>
+        <w:t xml:space="preserve">   </w:t>
+      </w:r>
       <w:r>
         <w:rPr>
           <w:b w:val="1"/>
@@ -1618,6 +2350,9 @@
         <w:spacing w:after="0" w:before="0" w:line="240" w:lineRule="auto"/>
         <w:ind w:left="141" w:right="1012" w:firstLine="0"/>
         <w:jc w:val="both"/>
+        <w:rPr/>
+      </w:pPr>
+      <w:r>
         <w:rPr>
           <w:rFonts w:ascii="Calibri" w:cs="Calibri" w:eastAsia="Calibri" w:hAnsi="Calibri"/>
           <w:b w:val="0"/>
@@ -1632,9 +2367,58 @@
           <w:u w:val="none"/>
           <w:shd w:fill="auto" w:val="clear"/>
           <w:vertAlign w:val="baseline"/>
-        </w:rPr>
-      </w:pPr>
-      <w:r>
+          <w:rtl w:val="0"/>
+        </w:rPr>
+        <w:t xml:space="preserve">The Employee is subject to an initial probation period of six months (180 calendar days), commencing the date of joining. If the Organization, or the Employee, decides at any time during the probation </w:t>
+      </w:r>
+      <w:r>
+        <w:rPr>
+          <w:rtl w:val="0"/>
+        </w:rPr>
+      </w:r>
+    </w:p>
+    <w:p>
+      <w:pPr>
+        <w:keepNext w:val="0"/>
+        <w:keepLines w:val="0"/>
+        <w:pageBreakBefore w:val="0"/>
+        <w:widowControl w:val="0"/>
+        <w:pBdr>
+          <w:top w:space="0" w:sz="0" w:val="nil"/>
+          <w:left w:space="0" w:sz="0" w:val="nil"/>
+          <w:bottom w:space="0" w:sz="0" w:val="nil"/>
+          <w:right w:space="0" w:sz="0" w:val="nil"/>
+          <w:between w:space="0" w:sz="0" w:val="nil"/>
+        </w:pBdr>
+        <w:shd w:fill="auto" w:val="clear"/>
+        <w:spacing w:after="0" w:before="0" w:line="240" w:lineRule="auto"/>
+        <w:ind w:left="141" w:right="1012" w:firstLine="0"/>
+        <w:jc w:val="both"/>
+        <w:rPr/>
+      </w:pPr>
+      <w:r>
+        <w:rPr>
+          <w:rtl w:val="0"/>
+        </w:rPr>
+      </w:r>
+    </w:p>
+    <w:p>
+      <w:pPr>
+        <w:keepNext w:val="0"/>
+        <w:keepLines w:val="0"/>
+        <w:pageBreakBefore w:val="0"/>
+        <w:widowControl w:val="0"/>
+        <w:pBdr>
+          <w:top w:space="0" w:sz="0" w:val="nil"/>
+          <w:left w:space="0" w:sz="0" w:val="nil"/>
+          <w:bottom w:space="0" w:sz="0" w:val="nil"/>
+          <w:right w:space="0" w:sz="0" w:val="nil"/>
+          <w:between w:space="0" w:sz="0" w:val="nil"/>
+        </w:pBdr>
+        <w:shd w:fill="auto" w:val="clear"/>
+        <w:spacing w:after="0" w:before="0" w:line="240" w:lineRule="auto"/>
+        <w:ind w:left="141" w:right="1012" w:firstLine="0"/>
+        <w:jc w:val="both"/>
         <w:rPr>
           <w:rFonts w:ascii="Calibri" w:cs="Calibri" w:eastAsia="Calibri" w:hAnsi="Calibri"/>
           <w:b w:val="0"/>
@@ -1649,9 +2433,26 @@
           <w:u w:val="none"/>
           <w:shd w:fill="auto" w:val="clear"/>
           <w:vertAlign w:val="baseline"/>
-          <w:rtl w:val="0"/>
-        </w:rPr>
-        <w:t xml:space="preserve">The Employee is subject to an initial probation period of six months (180 calendar days), commencing the date of joining. If the Organization, or the Employee, decides at any time during the probation period that employment is not suitable, either party may terminate employment either during or at the end of the probation period, with 30 (Thirty calendar days) period notice (One Month). If you do not </w:t>
+        </w:rPr>
+      </w:pPr>
+      <w:r>
+        <w:rPr>
+          <w:rFonts w:ascii="Calibri" w:cs="Calibri" w:eastAsia="Calibri" w:hAnsi="Calibri"/>
+          <w:b w:val="0"/>
+          <w:bCs w:val="0"/>
+          <w:i w:val="0"/>
+          <w:iCs w:val="0"/>
+          <w:smallCaps w:val="0"/>
+          <w:strike w:val="0"/>
+          <w:color w:val="000000"/>
+          <w:sz w:val="22"/>
+          <w:szCs w:val="22"/>
+          <w:u w:val="none"/>
+          <w:shd w:fill="auto" w:val="clear"/>
+          <w:vertAlign w:val="baseline"/>
+          <w:rtl w:val="0"/>
+        </w:rPr>
+        <w:t xml:space="preserve">period that employment is not suitable, either party may terminate employment either during or at the end of the probation period, with 30 (Thirty calendar days) period notice (One Month). If you do not </w:t>
       </w:r>
     </w:p>
     <w:p>
@@ -1748,6 +2549,45 @@
     </w:p>
     <w:p>
       <w:pPr>
+        <w:spacing w:after="0" w:before="0" w:line="240" w:lineRule="auto"/>
+        <w:ind w:left="0" w:right="0" w:firstLine="0"/>
+        <w:jc w:val="both"/>
+        <w:rPr>
+          <w:b w:val="1"/>
+          <w:bCs w:val="1"/>
+        </w:rPr>
+      </w:pPr>
+      <w:r>
+        <w:rPr>
+          <w:rtl w:val="0"/>
+        </w:rPr>
+      </w:r>
+    </w:p>
+    <w:p>
+      <w:pPr>
+        <w:spacing w:after="0" w:before="0" w:line="240" w:lineRule="auto"/>
+        <w:ind w:left="141" w:right="0" w:firstLine="0"/>
+        <w:jc w:val="both"/>
+        <w:rPr>
+          <w:b w:val="1"/>
+          <w:bCs w:val="1"/>
+          <w:sz w:val="22"/>
+          <w:szCs w:val="22"/>
+        </w:rPr>
+      </w:pPr>
+      <w:r>
+        <w:rPr>
+          <w:b w:val="1"/>
+          <w:bCs w:val="1"/>
+          <w:sz w:val="22"/>
+          <w:szCs w:val="22"/>
+          <w:rtl w:val="0"/>
+        </w:rPr>
+        <w:t xml:space="preserve">Termination:</w:t>
+      </w:r>
+    </w:p>
+    <w:p>
+      <w:pPr>
         <w:keepNext w:val="0"/>
         <w:keepLines w:val="0"/>
         <w:pageBreakBefore w:val="0"/>
@@ -1761,7 +2601,7 @@
         </w:pBdr>
         <w:shd w:fill="auto" w:val="clear"/>
         <w:spacing w:after="0" w:before="0" w:line="240" w:lineRule="auto"/>
-        <w:ind w:left="141" w:right="1012" w:firstLine="0"/>
+        <w:ind w:left="141" w:right="785" w:firstLine="0"/>
         <w:jc w:val="both"/>
         <w:rPr>
           <w:rFonts w:ascii="Calibri" w:cs="Calibri" w:eastAsia="Calibri" w:hAnsi="Calibri"/>
@@ -1781,31 +2621,22 @@
       </w:pPr>
       <w:r>
         <w:rPr>
-          <w:rtl w:val="0"/>
-        </w:rPr>
-      </w:r>
-    </w:p>
-    <w:p>
-      <w:pPr>
-        <w:spacing w:after="0" w:before="46" w:lineRule="auto"/>
-        <w:ind w:left="141" w:right="0" w:firstLine="0"/>
-        <w:jc w:val="both"/>
-        <w:rPr>
-          <w:b w:val="1"/>
-          <w:bCs w:val="1"/>
-          <w:sz w:val="22"/>
-          <w:szCs w:val="22"/>
-        </w:rPr>
-      </w:pPr>
-      <w:r>
-        <w:rPr>
-          <w:b w:val="1"/>
-          <w:bCs w:val="1"/>
-          <w:sz w:val="22"/>
-          <w:szCs w:val="22"/>
-          <w:rtl w:val="0"/>
-        </w:rPr>
-        <w:t xml:space="preserve">Termination:</w:t>
+          <w:rFonts w:ascii="Calibri" w:cs="Calibri" w:eastAsia="Calibri" w:hAnsi="Calibri"/>
+          <w:b w:val="0"/>
+          <w:bCs w:val="0"/>
+          <w:i w:val="0"/>
+          <w:iCs w:val="0"/>
+          <w:smallCaps w:val="0"/>
+          <w:strike w:val="0"/>
+          <w:color w:val="000000"/>
+          <w:sz w:val="22"/>
+          <w:szCs w:val="22"/>
+          <w:u w:val="none"/>
+          <w:shd w:fill="auto" w:val="clear"/>
+          <w:vertAlign w:val="baseline"/>
+          <w:rtl w:val="0"/>
+        </w:rPr>
+        <w:t xml:space="preserve">The company or you may terminate this appointment by giving two months in advance notice in writing or Gross Salary in lieu.</w:t>
       </w:r>
     </w:p>
     <w:p>
@@ -1822,60 +2653,7 @@
           <w:between w:space="0" w:sz="0" w:val="nil"/>
         </w:pBdr>
         <w:shd w:fill="auto" w:val="clear"/>
-        <w:spacing w:after="0" w:before="266" w:line="240" w:lineRule="auto"/>
-        <w:ind w:left="141" w:right="785" w:firstLine="0"/>
-        <w:jc w:val="both"/>
-        <w:rPr>
-          <w:rFonts w:ascii="Calibri" w:cs="Calibri" w:eastAsia="Calibri" w:hAnsi="Calibri"/>
-          <w:b w:val="0"/>
-          <w:bCs w:val="0"/>
-          <w:i w:val="0"/>
-          <w:iCs w:val="0"/>
-          <w:smallCaps w:val="0"/>
-          <w:strike w:val="0"/>
-          <w:color w:val="000000"/>
-          <w:sz w:val="22"/>
-          <w:szCs w:val="22"/>
-          <w:u w:val="none"/>
-          <w:shd w:fill="auto" w:val="clear"/>
-          <w:vertAlign w:val="baseline"/>
-        </w:rPr>
-      </w:pPr>
-      <w:r>
-        <w:rPr>
-          <w:rFonts w:ascii="Calibri" w:cs="Calibri" w:eastAsia="Calibri" w:hAnsi="Calibri"/>
-          <w:b w:val="0"/>
-          <w:bCs w:val="0"/>
-          <w:i w:val="0"/>
-          <w:iCs w:val="0"/>
-          <w:smallCaps w:val="0"/>
-          <w:strike w:val="0"/>
-          <w:color w:val="000000"/>
-          <w:sz w:val="22"/>
-          <w:szCs w:val="22"/>
-          <w:u w:val="none"/>
-          <w:shd w:fill="auto" w:val="clear"/>
-          <w:vertAlign w:val="baseline"/>
-          <w:rtl w:val="0"/>
-        </w:rPr>
-        <w:t xml:space="preserve">The company or you may terminate this appointment by giving two months in advance notice in writing or Gross Salary in lieu.</w:t>
-      </w:r>
-    </w:p>
-    <w:p>
-      <w:pPr>
-        <w:keepNext w:val="0"/>
-        <w:keepLines w:val="0"/>
-        <w:pageBreakBefore w:val="0"/>
-        <w:widowControl w:val="0"/>
-        <w:pBdr>
-          <w:top w:space="0" w:sz="0" w:val="nil"/>
-          <w:left w:space="0" w:sz="0" w:val="nil"/>
-          <w:bottom w:space="0" w:sz="0" w:val="nil"/>
-          <w:right w:space="0" w:sz="0" w:val="nil"/>
-          <w:between w:space="0" w:sz="0" w:val="nil"/>
-        </w:pBdr>
-        <w:shd w:fill="auto" w:val="clear"/>
-        <w:spacing w:after="0" w:before="1" w:line="240" w:lineRule="auto"/>
+        <w:spacing w:after="0" w:before="0" w:line="240" w:lineRule="auto"/>
         <w:ind w:left="0" w:right="0" w:firstLine="0"/>
         <w:jc w:val="both"/>
         <w:rPr>
@@ -1967,7 +2745,7 @@
           <w:between w:space="0" w:sz="0" w:val="nil"/>
         </w:pBdr>
         <w:shd w:fill="auto" w:val="clear"/>
-        <w:spacing w:after="0" w:before="1" w:line="240" w:lineRule="auto"/>
+        <w:spacing w:after="0" w:before="0" w:line="240" w:lineRule="auto"/>
         <w:ind w:left="0" w:right="0" w:firstLine="0"/>
         <w:jc w:val="both"/>
         <w:rPr>
@@ -2059,7 +2837,7 @@
           <w:between w:space="0" w:sz="0" w:val="nil"/>
         </w:pBdr>
         <w:shd w:fill="auto" w:val="clear"/>
-        <w:spacing w:after="0" w:before="268" w:line="240" w:lineRule="auto"/>
+        <w:spacing w:after="0" w:before="0" w:line="240" w:lineRule="auto"/>
         <w:ind w:left="141" w:right="1021" w:firstLine="0"/>
         <w:jc w:val="both"/>
         <w:rPr>
@@ -2139,7 +2917,7 @@
     </w:p>
     <w:p>
       <w:pPr>
-        <w:spacing w:after="0" w:before="0" w:lineRule="auto"/>
+        <w:spacing w:after="0" w:before="0" w:line="240" w:lineRule="auto"/>
         <w:ind w:left="141" w:right="0" w:firstLine="0"/>
         <w:jc w:val="both"/>
         <w:rPr>
@@ -2174,7 +2952,7 @@
           <w:between w:space="0" w:sz="0" w:val="nil"/>
         </w:pBdr>
         <w:shd w:fill="auto" w:val="clear"/>
-        <w:spacing w:after="0" w:before="1" w:line="240" w:lineRule="auto"/>
+        <w:spacing w:after="0" w:before="0" w:line="240" w:lineRule="auto"/>
         <w:ind w:left="0" w:right="0" w:firstLine="0"/>
         <w:jc w:val="both"/>
         <w:rPr>
@@ -2270,7 +3048,7 @@
     </w:p>
     <w:p>
       <w:pPr>
-        <w:spacing w:after="0" w:before="0" w:lineRule="auto"/>
+        <w:spacing w:after="0" w:before="0" w:line="240" w:lineRule="auto"/>
         <w:ind w:left="141" w:right="0" w:firstLine="0"/>
         <w:jc w:val="both"/>
         <w:rPr>
@@ -2305,7 +3083,7 @@
           <w:between w:space="0" w:sz="0" w:val="nil"/>
         </w:pBdr>
         <w:shd w:fill="auto" w:val="clear"/>
-        <w:spacing w:after="0" w:before="1" w:line="240" w:lineRule="auto"/>
+        <w:spacing w:after="0" w:before="0" w:line="240" w:lineRule="auto"/>
         <w:ind w:left="0" w:right="0" w:firstLine="0"/>
         <w:jc w:val="both"/>
         <w:rPr>
@@ -2397,7 +3175,7 @@
           <w:between w:space="0" w:sz="0" w:val="nil"/>
         </w:pBdr>
         <w:shd w:fill="auto" w:val="clear"/>
-        <w:spacing w:after="0" w:before="1" w:line="240" w:lineRule="auto"/>
+        <w:spacing w:after="0" w:before="0" w:line="240" w:lineRule="auto"/>
         <w:ind w:left="0" w:right="0" w:firstLine="0"/>
         <w:jc w:val="both"/>
         <w:rPr>
@@ -2477,7 +3255,7 @@
     </w:p>
     <w:p>
       <w:pPr>
-        <w:spacing w:after="0" w:before="1" w:lineRule="auto"/>
+        <w:spacing w:after="0" w:before="0" w:line="240" w:lineRule="auto"/>
         <w:ind w:left="0" w:right="0" w:firstLine="0"/>
         <w:jc w:val="both"/>
         <w:rPr>
@@ -2493,135 +3271,7 @@
     </w:p>
     <w:p>
       <w:pPr>
-        <w:spacing w:after="0" w:before="1" w:lineRule="auto"/>
-        <w:ind w:left="141" w:right="0" w:firstLine="0"/>
-        <w:jc w:val="both"/>
-        <w:rPr>
-          <w:b w:val="1"/>
-          <w:bCs w:val="1"/>
-        </w:rPr>
-      </w:pPr>
-      <w:r>
-        <w:rPr>
-          <w:rtl w:val="0"/>
-        </w:rPr>
-      </w:r>
-    </w:p>
-    <w:p>
-      <w:pPr>
-        <w:spacing w:after="0" w:before="1" w:lineRule="auto"/>
-        <w:ind w:left="141" w:right="0" w:firstLine="0"/>
-        <w:jc w:val="both"/>
-        <w:rPr>
-          <w:b w:val="1"/>
-          <w:bCs w:val="1"/>
-        </w:rPr>
-      </w:pPr>
-      <w:r>
-        <w:rPr>
-          <w:rtl w:val="0"/>
-        </w:rPr>
-      </w:r>
-    </w:p>
-    <w:p>
-      <w:pPr>
-        <w:spacing w:after="0" w:before="1" w:lineRule="auto"/>
-        <w:ind w:left="141" w:right="0" w:firstLine="0"/>
-        <w:jc w:val="both"/>
-        <w:rPr>
-          <w:b w:val="1"/>
-          <w:bCs w:val="1"/>
-        </w:rPr>
-      </w:pPr>
-      <w:r>
-        <w:rPr>
-          <w:rtl w:val="0"/>
-        </w:rPr>
-      </w:r>
-    </w:p>
-    <w:p>
-      <w:pPr>
-        <w:spacing w:after="0" w:before="1" w:lineRule="auto"/>
-        <w:ind w:left="141" w:right="0" w:firstLine="0"/>
-        <w:jc w:val="both"/>
-        <w:rPr>
-          <w:b w:val="1"/>
-          <w:bCs w:val="1"/>
-        </w:rPr>
-      </w:pPr>
-      <w:r>
-        <w:rPr>
-          <w:rtl w:val="0"/>
-        </w:rPr>
-      </w:r>
-    </w:p>
-    <w:p>
-      <w:pPr>
-        <w:spacing w:after="0" w:before="1" w:lineRule="auto"/>
-        <w:ind w:left="141" w:right="0" w:firstLine="0"/>
-        <w:jc w:val="both"/>
-        <w:rPr>
-          <w:b w:val="1"/>
-          <w:bCs w:val="1"/>
-        </w:rPr>
-      </w:pPr>
-      <w:r>
-        <w:rPr>
-          <w:rtl w:val="0"/>
-        </w:rPr>
-      </w:r>
-    </w:p>
-    <w:p>
-      <w:pPr>
-        <w:spacing w:after="0" w:before="1" w:lineRule="auto"/>
-        <w:ind w:left="141" w:right="0" w:firstLine="0"/>
-        <w:jc w:val="both"/>
-        <w:rPr>
-          <w:b w:val="1"/>
-          <w:bCs w:val="1"/>
-        </w:rPr>
-      </w:pPr>
-      <w:r>
-        <w:rPr>
-          <w:rtl w:val="0"/>
-        </w:rPr>
-      </w:r>
-    </w:p>
-    <w:p>
-      <w:pPr>
-        <w:spacing w:after="0" w:before="1" w:lineRule="auto"/>
-        <w:ind w:left="141" w:right="0" w:firstLine="0"/>
-        <w:jc w:val="both"/>
-        <w:rPr>
-          <w:b w:val="1"/>
-          <w:bCs w:val="1"/>
-        </w:rPr>
-      </w:pPr>
-      <w:r>
-        <w:rPr>
-          <w:rtl w:val="0"/>
-        </w:rPr>
-      </w:r>
-    </w:p>
-    <w:p>
-      <w:pPr>
-        <w:spacing w:after="0" w:before="0" w:lineRule="auto"/>
-        <w:ind w:left="0" w:right="0" w:firstLine="0"/>
-        <w:jc w:val="both"/>
-        <w:rPr>
-          <w:b w:val="1"/>
-          <w:bCs w:val="1"/>
-        </w:rPr>
-      </w:pPr>
-      <w:r>
-        <w:rPr>
-          <w:rtl w:val="0"/>
-        </w:rPr>
-      </w:r>
-    </w:p>
-    <w:p>
-      <w:pPr>
-        <w:spacing w:after="0" w:before="0" w:lineRule="auto"/>
+        <w:spacing w:after="0" w:before="0" w:line="240" w:lineRule="auto"/>
         <w:ind w:left="141" w:right="0" w:firstLine="0"/>
         <w:jc w:val="both"/>
         <w:rPr>
@@ -2656,7 +3306,7 @@
           <w:between w:space="0" w:sz="0" w:val="nil"/>
         </w:pBdr>
         <w:shd w:fill="auto" w:val="clear"/>
-        <w:spacing w:after="0" w:before="253" w:line="240" w:lineRule="auto"/>
+        <w:spacing w:after="0" w:before="0" w:line="240" w:lineRule="auto"/>
         <w:ind w:left="141" w:right="1011" w:firstLine="0"/>
         <w:jc w:val="both"/>
         <w:rPr>
@@ -2709,7 +3359,7 @@
           <w:between w:space="0" w:sz="0" w:val="nil"/>
         </w:pBdr>
         <w:shd w:fill="auto" w:val="clear"/>
-        <w:spacing w:after="0" w:before="2" w:line="240" w:lineRule="auto"/>
+        <w:spacing w:after="0" w:before="0" w:line="240" w:lineRule="auto"/>
         <w:ind w:left="0" w:right="0" w:firstLine="0"/>
         <w:jc w:val="both"/>
         <w:rPr>
@@ -2784,7 +3434,7 @@
           <w:vertAlign w:val="baseline"/>
           <w:rtl w:val="0"/>
         </w:rPr>
-        <w:t xml:space="preserve">During the terms of employment, the Company may undertake the process of checking credentials of the Employee in terms of education, previous employment(s), and other information provided in the resumes/CVs as submitted by the said Employees, either on its own or with the help of a third party as and when required. For the avoidance of doubt, the Employee’s signature in this Agreement constitutes the Employee’s express authorization for the Company (or the appointed third party) to conduct a background investigation on his/her credentials, as may be necessary.</w:t>
+        <w:t xml:space="preserve">During the terms of employment, the Company may undertake the process of checking credentials of the Employee in terms of education, previous employment(s), and other information provided in the resumes/CVs as submitted by the said Employees, either on its own or with the help of a third party as and when required. For the avoidance of doubt, the Employee’s signature in this Agreement constitutes </w:t>
       </w:r>
     </w:p>
     <w:p>
@@ -2801,43 +3451,15 @@
           <w:between w:space="0" w:sz="0" w:val="nil"/>
         </w:pBdr>
         <w:shd w:fill="auto" w:val="clear"/>
-        <w:spacing w:after="0" w:before="268" w:line="240" w:lineRule="auto"/>
-        <w:ind w:left="141" w:right="1020" w:firstLine="0"/>
-        <w:jc w:val="both"/>
-        <w:rPr>
-          <w:rFonts w:ascii="Calibri" w:cs="Calibri" w:eastAsia="Calibri" w:hAnsi="Calibri"/>
-          <w:b w:val="0"/>
-          <w:bCs w:val="0"/>
-          <w:i w:val="0"/>
-          <w:iCs w:val="0"/>
-          <w:smallCaps w:val="0"/>
-          <w:strike w:val="0"/>
-          <w:color w:val="000000"/>
-          <w:sz w:val="22"/>
-          <w:szCs w:val="22"/>
-          <w:u w:val="none"/>
-          <w:shd w:fill="auto" w:val="clear"/>
-          <w:vertAlign w:val="baseline"/>
-        </w:rPr>
-      </w:pPr>
-      <w:r>
-        <w:rPr>
-          <w:rFonts w:ascii="Calibri" w:cs="Calibri" w:eastAsia="Calibri" w:hAnsi="Calibri"/>
-          <w:b w:val="0"/>
-          <w:bCs w:val="0"/>
-          <w:i w:val="0"/>
-          <w:iCs w:val="0"/>
-          <w:smallCaps w:val="0"/>
-          <w:strike w:val="0"/>
-          <w:color w:val="000000"/>
-          <w:sz w:val="22"/>
-          <w:szCs w:val="22"/>
-          <w:u w:val="none"/>
-          <w:shd w:fill="auto" w:val="clear"/>
-          <w:vertAlign w:val="baseline"/>
-          <w:rtl w:val="0"/>
-        </w:rPr>
-        <w:t xml:space="preserve">You would be required to submit photocopies of documents detailed in joining/onboarding document checklist to facilitate the joining and background verification process. The company may also undertake reference check through at least two professional references submitted during the process of selection.</w:t>
+        <w:spacing w:after="0" w:before="0" w:line="240" w:lineRule="auto"/>
+        <w:ind w:left="141" w:right="1013" w:firstLine="0"/>
+        <w:jc w:val="both"/>
+        <w:rPr/>
+      </w:pPr>
+      <w:r>
+        <w:rPr>
+          <w:rtl w:val="0"/>
+        </w:rPr>
       </w:r>
     </w:p>
     <w:p>
@@ -2854,46 +3476,8 @@
           <w:between w:space="0" w:sz="0" w:val="nil"/>
         </w:pBdr>
         <w:shd w:fill="auto" w:val="clear"/>
-        <w:spacing w:after="0" w:before="268" w:line="240" w:lineRule="auto"/>
-        <w:ind w:left="0" w:right="1020" w:firstLine="0"/>
-        <w:jc w:val="both"/>
-        <w:rPr>
-          <w:b w:val="1"/>
-          <w:bCs w:val="1"/>
-        </w:rPr>
-      </w:pPr>
-      <w:r>
-        <w:rPr>
-          <w:rtl w:val="0"/>
-        </w:rPr>
-        <w:t xml:space="preserve">   </w:t>
-      </w:r>
-      <w:r>
-        <w:rPr>
-          <w:b w:val="1"/>
-          <w:bCs w:val="1"/>
-          <w:rtl w:val="0"/>
-        </w:rPr>
-        <w:t xml:space="preserve">Equal Employment Opportunity:</w:t>
-      </w:r>
-    </w:p>
-    <w:p>
-      <w:pPr>
-        <w:jc w:val="both"/>
-        <w:rPr>
-          <w:b w:val="1"/>
-          <w:bCs w:val="1"/>
-        </w:rPr>
-      </w:pPr>
-      <w:r>
-        <w:rPr>
-          <w:rtl w:val="0"/>
-        </w:rPr>
-      </w:r>
-    </w:p>
-    <w:p>
-      <w:pPr>
-        <w:ind w:left="141" w:right="1014" w:firstLine="0"/>
+        <w:spacing w:after="0" w:before="0" w:line="240" w:lineRule="auto"/>
+        <w:ind w:left="141" w:right="1013" w:firstLine="0"/>
         <w:jc w:val="both"/>
         <w:rPr/>
       </w:pPr>
@@ -2901,7 +3485,6 @@
         <w:rPr>
           <w:rtl w:val="0"/>
         </w:rPr>
-        <w:t xml:space="preserve">Mirafra is an Equal Employment Opportunity (EEO) Employer. Employment decision is based on merit and business needs, and not on race, color, citizenship status, national origin, ancestry, gender, sexual orientation, age, religion, caste, creed, physical disability, language, marital status, place of birth or any other factor(s) protected by law.</w:t>
       </w:r>
     </w:p>
     <w:p>
@@ -2918,8 +3501,8 @@
           <w:between w:space="0" w:sz="0" w:val="nil"/>
         </w:pBdr>
         <w:shd w:fill="auto" w:val="clear"/>
-        <w:spacing w:after="0" w:before="268" w:line="240" w:lineRule="auto"/>
-        <w:ind w:left="0" w:right="1020" w:firstLine="0"/>
+        <w:spacing w:after="0" w:before="0" w:line="240" w:lineRule="auto"/>
+        <w:ind w:left="141" w:right="1013" w:firstLine="0"/>
         <w:jc w:val="both"/>
         <w:rPr/>
       </w:pPr>
@@ -2931,7 +3514,20 @@
     </w:p>
     <w:p>
       <w:pPr>
-        <w:ind w:left="141" w:firstLine="0"/>
+        <w:keepNext w:val="0"/>
+        <w:keepLines w:val="0"/>
+        <w:pageBreakBefore w:val="0"/>
+        <w:widowControl w:val="0"/>
+        <w:pBdr>
+          <w:top w:space="0" w:sz="0" w:val="nil"/>
+          <w:left w:space="0" w:sz="0" w:val="nil"/>
+          <w:bottom w:space="0" w:sz="0" w:val="nil"/>
+          <w:right w:space="0" w:sz="0" w:val="nil"/>
+          <w:between w:space="0" w:sz="0" w:val="nil"/>
+        </w:pBdr>
+        <w:shd w:fill="auto" w:val="clear"/>
+        <w:spacing w:after="0" w:before="0" w:line="240" w:lineRule="auto"/>
+        <w:ind w:left="141" w:right="1013" w:firstLine="0"/>
         <w:jc w:val="both"/>
         <w:rPr>
           <w:rFonts w:ascii="Calibri" w:cs="Calibri" w:eastAsia="Calibri" w:hAnsi="Calibri"/>
@@ -2951,6 +3547,260 @@
       </w:pPr>
       <w:r>
         <w:rPr>
+          <w:rFonts w:ascii="Calibri" w:cs="Calibri" w:eastAsia="Calibri" w:hAnsi="Calibri"/>
+          <w:b w:val="0"/>
+          <w:bCs w:val="0"/>
+          <w:i w:val="0"/>
+          <w:iCs w:val="0"/>
+          <w:smallCaps w:val="0"/>
+          <w:strike w:val="0"/>
+          <w:color w:val="000000"/>
+          <w:sz w:val="22"/>
+          <w:szCs w:val="22"/>
+          <w:u w:val="none"/>
+          <w:shd w:fill="auto" w:val="clear"/>
+          <w:vertAlign w:val="baseline"/>
+          <w:rtl w:val="0"/>
+        </w:rPr>
+        <w:t xml:space="preserve">the Employee’s express authorization for the Company (or the appointed third party) to conduct a background investigation on his/her credentials, as may be necessary.</w:t>
+      </w:r>
+    </w:p>
+    <w:p>
+      <w:pPr>
+        <w:keepNext w:val="0"/>
+        <w:keepLines w:val="0"/>
+        <w:pageBreakBefore w:val="0"/>
+        <w:widowControl w:val="0"/>
+        <w:pBdr>
+          <w:top w:space="0" w:sz="0" w:val="nil"/>
+          <w:left w:space="0" w:sz="0" w:val="nil"/>
+          <w:bottom w:space="0" w:sz="0" w:val="nil"/>
+          <w:right w:space="0" w:sz="0" w:val="nil"/>
+          <w:between w:space="0" w:sz="0" w:val="nil"/>
+        </w:pBdr>
+        <w:shd w:fill="auto" w:val="clear"/>
+        <w:spacing w:after="0" w:before="0" w:line="240" w:lineRule="auto"/>
+        <w:ind w:left="141" w:right="1020" w:firstLine="0"/>
+        <w:jc w:val="both"/>
+        <w:rPr/>
+      </w:pPr>
+      <w:r>
+        <w:rPr>
+          <w:rFonts w:ascii="Calibri" w:cs="Calibri" w:eastAsia="Calibri" w:hAnsi="Calibri"/>
+          <w:b w:val="0"/>
+          <w:bCs w:val="0"/>
+          <w:i w:val="0"/>
+          <w:iCs w:val="0"/>
+          <w:smallCaps w:val="0"/>
+          <w:strike w:val="0"/>
+          <w:color w:val="000000"/>
+          <w:sz w:val="22"/>
+          <w:szCs w:val="22"/>
+          <w:u w:val="none"/>
+          <w:shd w:fill="auto" w:val="clear"/>
+          <w:vertAlign w:val="baseline"/>
+          <w:rtl w:val="0"/>
+        </w:rPr>
+        <w:t xml:space="preserve">You would be required to submit photocopies of documents detailed in joining/onboarding document checklist to facilitate the joining and background verification process. The company may also undertake </w:t>
+      </w:r>
+      <w:r>
+        <w:rPr>
+          <w:rtl w:val="0"/>
+        </w:rPr>
+      </w:r>
+    </w:p>
+    <w:p>
+      <w:pPr>
+        <w:keepNext w:val="0"/>
+        <w:keepLines w:val="0"/>
+        <w:pageBreakBefore w:val="0"/>
+        <w:widowControl w:val="0"/>
+        <w:pBdr>
+          <w:top w:space="0" w:sz="0" w:val="nil"/>
+          <w:left w:space="0" w:sz="0" w:val="nil"/>
+          <w:bottom w:space="0" w:sz="0" w:val="nil"/>
+          <w:right w:space="0" w:sz="0" w:val="nil"/>
+          <w:between w:space="0" w:sz="0" w:val="nil"/>
+        </w:pBdr>
+        <w:shd w:fill="auto" w:val="clear"/>
+        <w:spacing w:after="0" w:before="0" w:line="240" w:lineRule="auto"/>
+        <w:ind w:left="141" w:right="1020" w:firstLine="0"/>
+        <w:jc w:val="both"/>
+        <w:rPr/>
+      </w:pPr>
+      <w:r>
+        <w:rPr>
+          <w:rtl w:val="0"/>
+        </w:rPr>
+      </w:r>
+    </w:p>
+    <w:p>
+      <w:pPr>
+        <w:keepNext w:val="0"/>
+        <w:keepLines w:val="0"/>
+        <w:pageBreakBefore w:val="0"/>
+        <w:widowControl w:val="0"/>
+        <w:pBdr>
+          <w:top w:space="0" w:sz="0" w:val="nil"/>
+          <w:left w:space="0" w:sz="0" w:val="nil"/>
+          <w:bottom w:space="0" w:sz="0" w:val="nil"/>
+          <w:right w:space="0" w:sz="0" w:val="nil"/>
+          <w:between w:space="0" w:sz="0" w:val="nil"/>
+        </w:pBdr>
+        <w:shd w:fill="auto" w:val="clear"/>
+        <w:spacing w:after="0" w:before="0" w:line="240" w:lineRule="auto"/>
+        <w:ind w:left="141" w:right="1020" w:firstLine="0"/>
+        <w:jc w:val="both"/>
+        <w:rPr>
+          <w:rFonts w:ascii="Calibri" w:cs="Calibri" w:eastAsia="Calibri" w:hAnsi="Calibri"/>
+          <w:b w:val="0"/>
+          <w:bCs w:val="0"/>
+          <w:i w:val="0"/>
+          <w:iCs w:val="0"/>
+          <w:smallCaps w:val="0"/>
+          <w:strike w:val="0"/>
+          <w:color w:val="000000"/>
+          <w:sz w:val="22"/>
+          <w:szCs w:val="22"/>
+          <w:u w:val="none"/>
+          <w:shd w:fill="auto" w:val="clear"/>
+          <w:vertAlign w:val="baseline"/>
+        </w:rPr>
+      </w:pPr>
+      <w:r>
+        <w:rPr>
+          <w:rFonts w:ascii="Calibri" w:cs="Calibri" w:eastAsia="Calibri" w:hAnsi="Calibri"/>
+          <w:b w:val="0"/>
+          <w:bCs w:val="0"/>
+          <w:i w:val="0"/>
+          <w:iCs w:val="0"/>
+          <w:smallCaps w:val="0"/>
+          <w:strike w:val="0"/>
+          <w:color w:val="000000"/>
+          <w:sz w:val="22"/>
+          <w:szCs w:val="22"/>
+          <w:u w:val="none"/>
+          <w:shd w:fill="auto" w:val="clear"/>
+          <w:vertAlign w:val="baseline"/>
+          <w:rtl w:val="0"/>
+        </w:rPr>
+        <w:t xml:space="preserve">reference check through at least two professional references submitted during the process of selection.</w:t>
+      </w:r>
+    </w:p>
+    <w:p>
+      <w:pPr>
+        <w:keepNext w:val="0"/>
+        <w:keepLines w:val="0"/>
+        <w:pageBreakBefore w:val="0"/>
+        <w:widowControl w:val="0"/>
+        <w:pBdr>
+          <w:top w:space="0" w:sz="0" w:val="nil"/>
+          <w:left w:space="0" w:sz="0" w:val="nil"/>
+          <w:bottom w:space="0" w:sz="0" w:val="nil"/>
+          <w:right w:space="0" w:sz="0" w:val="nil"/>
+          <w:between w:space="0" w:sz="0" w:val="nil"/>
+        </w:pBdr>
+        <w:shd w:fill="auto" w:val="clear"/>
+        <w:spacing w:after="0" w:before="0" w:line="240" w:lineRule="auto"/>
+        <w:ind w:left="0" w:right="1020" w:firstLine="0"/>
+        <w:jc w:val="both"/>
+        <w:rPr>
+          <w:b w:val="1"/>
+          <w:bCs w:val="1"/>
+        </w:rPr>
+      </w:pPr>
+      <w:r>
+        <w:rPr>
+          <w:rtl w:val="0"/>
+        </w:rPr>
+        <w:t xml:space="preserve">   </w:t>
+      </w:r>
+      <w:r>
+        <w:rPr>
+          <w:b w:val="1"/>
+          <w:bCs w:val="1"/>
+          <w:rtl w:val="0"/>
+        </w:rPr>
+        <w:t xml:space="preserve">Equal Employment Opportunity:</w:t>
+      </w:r>
+    </w:p>
+    <w:p>
+      <w:pPr>
+        <w:spacing w:before="0" w:line="240" w:lineRule="auto"/>
+        <w:jc w:val="both"/>
+        <w:rPr>
+          <w:b w:val="1"/>
+          <w:bCs w:val="1"/>
+        </w:rPr>
+      </w:pPr>
+      <w:r>
+        <w:rPr>
+          <w:rtl w:val="0"/>
+        </w:rPr>
+      </w:r>
+    </w:p>
+    <w:p>
+      <w:pPr>
+        <w:spacing w:before="0" w:line="240" w:lineRule="auto"/>
+        <w:ind w:left="141" w:right="1014" w:firstLine="0"/>
+        <w:jc w:val="both"/>
+        <w:rPr/>
+      </w:pPr>
+      <w:r>
+        <w:rPr>
+          <w:rtl w:val="0"/>
+        </w:rPr>
+        <w:t xml:space="preserve">Mirafra is an Equal Employment Opportunity (EEO) Employer. Employment decision is based on merit and business needs, and not on race, color, citizenship status, national origin, ancestry, gender, sexual orientation, age, religion, caste, creed, physical disability, language, marital status, place of birth or any other factor(s) protected by law.</w:t>
+      </w:r>
+    </w:p>
+    <w:p>
+      <w:pPr>
+        <w:keepNext w:val="0"/>
+        <w:keepLines w:val="0"/>
+        <w:pageBreakBefore w:val="0"/>
+        <w:widowControl w:val="0"/>
+        <w:pBdr>
+          <w:top w:space="0" w:sz="0" w:val="nil"/>
+          <w:left w:space="0" w:sz="0" w:val="nil"/>
+          <w:bottom w:space="0" w:sz="0" w:val="nil"/>
+          <w:right w:space="0" w:sz="0" w:val="nil"/>
+          <w:between w:space="0" w:sz="0" w:val="nil"/>
+        </w:pBdr>
+        <w:shd w:fill="auto" w:val="clear"/>
+        <w:spacing w:after="0" w:before="0" w:line="240" w:lineRule="auto"/>
+        <w:ind w:left="0" w:right="1020" w:firstLine="0"/>
+        <w:jc w:val="both"/>
+        <w:rPr/>
+      </w:pPr>
+      <w:r>
+        <w:rPr>
+          <w:rtl w:val="0"/>
+        </w:rPr>
+      </w:r>
+    </w:p>
+    <w:p>
+      <w:pPr>
+        <w:spacing w:before="0" w:line="240" w:lineRule="auto"/>
+        <w:ind w:left="141" w:firstLine="0"/>
+        <w:jc w:val="both"/>
+        <w:rPr>
+          <w:rFonts w:ascii="Calibri" w:cs="Calibri" w:eastAsia="Calibri" w:hAnsi="Calibri"/>
+          <w:b w:val="0"/>
+          <w:bCs w:val="0"/>
+          <w:i w:val="0"/>
+          <w:iCs w:val="0"/>
+          <w:smallCaps w:val="0"/>
+          <w:strike w:val="0"/>
+          <w:color w:val="000000"/>
+          <w:sz w:val="22"/>
+          <w:szCs w:val="22"/>
+          <w:u w:val="none"/>
+          <w:shd w:fill="auto" w:val="clear"/>
+          <w:vertAlign w:val="baseline"/>
+        </w:rPr>
+      </w:pPr>
+      <w:r>
+        <w:rPr>
           <w:b w:val="1"/>
           <w:bCs w:val="1"/>
           <w:sz w:val="24"/>
@@ -2967,7 +3817,7 @@
     </w:p>
     <w:p>
       <w:pPr>
-        <w:spacing w:before="1" w:lineRule="auto"/>
+        <w:spacing w:before="0" w:line="240" w:lineRule="auto"/>
         <w:ind w:left="427" w:firstLine="0"/>
         <w:jc w:val="both"/>
         <w:rPr>
@@ -2983,12 +3833,12 @@
           <wp:inline distB="0" distT="0" distL="0" distR="0">
             <wp:extent cx="1838325" cy="368935"/>
             <wp:effectExtent b="0" l="0" r="0" t="0"/>
-            <wp:docPr descr="A black background with blue lines  AI-generated content may be incorrect." id="2" name="image3.png"/>
+            <wp:docPr descr="A black background with blue lines  AI-generated content may be incorrect." id="2" name="image2.png"/>
             <a:graphic>
               <a:graphicData uri="http://schemas.openxmlformats.org/drawingml/2006/picture">
                 <pic:pic>
                   <pic:nvPicPr>
-                    <pic:cNvPr descr="A black background with blue lines  AI-generated content may be incorrect." id="0" name="image3.png"/>
+                    <pic:cNvPr descr="A black background with blue lines  AI-generated content may be incorrect." id="0" name="image2.png"/>
                     <pic:cNvPicPr preferRelativeResize="0"/>
                   </pic:nvPicPr>
                   <pic:blipFill>
@@ -3022,20 +3872,20 @@
           <wp:anchor allowOverlap="1" behindDoc="0" distB="0" distT="0" distL="0" distR="0" hidden="0" layoutInCell="1" locked="0" relativeHeight="0" simplePos="0">
             <wp:simplePos x="0" y="0"/>
             <wp:positionH relativeFrom="column">
-              <wp:posOffset>1597025</wp:posOffset>
+              <wp:posOffset>1909763</wp:posOffset>
             </wp:positionH>
             <wp:positionV relativeFrom="paragraph">
-              <wp:posOffset>12455</wp:posOffset>
+              <wp:posOffset>123825</wp:posOffset>
             </wp:positionV>
-            <wp:extent cx="1015177" cy="941917"/>
+            <wp:extent cx="804863" cy="771525"/>
             <wp:effectExtent b="0" l="0" r="0" t="0"/>
             <wp:wrapTopAndBottom distB="0" distT="0"/>
-            <wp:docPr descr="A close-up of a stamp  AI-generated content may be incorrect." id="12" name="image2.jpg"/>
+            <wp:docPr descr="A close-up of a stamp  AI-generated content may be incorrect." id="12" name="image3.jpg"/>
             <a:graphic>
               <a:graphicData uri="http://schemas.openxmlformats.org/drawingml/2006/picture">
                 <pic:pic>
                   <pic:nvPicPr>
-                    <pic:cNvPr descr="A close-up of a stamp  AI-generated content may be incorrect." id="0" name="image2.jpg"/>
+                    <pic:cNvPr descr="A close-up of a stamp  AI-generated content may be incorrect." id="0" name="image3.jpg"/>
                     <pic:cNvPicPr preferRelativeResize="0"/>
                   </pic:nvPicPr>
                   <pic:blipFill>
@@ -3048,7 +3898,7 @@
                   <pic:spPr>
                     <a:xfrm>
                       <a:off x="0" y="0"/>
-                      <a:ext cx="1015177" cy="941917"/>
+                      <a:ext cx="804863" cy="771525"/>
                     </a:xfrm>
                     <a:prstGeom prst="rect"/>
                     <a:ln/>
@@ -3101,7 +3951,7 @@
     </w:p>
     <w:p>
       <w:pPr>
-        <w:spacing w:after="0" w:before="0" w:lineRule="auto"/>
+        <w:spacing w:after="0" w:before="0" w:line="240" w:lineRule="auto"/>
         <w:ind w:left="141" w:right="0" w:firstLine="0"/>
         <w:jc w:val="both"/>
         <w:rPr>
@@ -3124,7 +3974,7 @@
     </w:p>
     <w:p>
       <w:pPr>
-        <w:spacing w:after="0" w:before="0" w:lineRule="auto"/>
+        <w:spacing w:after="0" w:before="0" w:line="240" w:lineRule="auto"/>
         <w:ind w:left="141" w:right="0" w:firstLine="0"/>
         <w:jc w:val="both"/>
         <w:rPr>
@@ -3159,7 +4009,7 @@
           <w:between w:space="0" w:sz="0" w:val="nil"/>
         </w:pBdr>
         <w:shd w:fill="auto" w:val="clear"/>
-        <w:spacing w:after="0" w:before="264" w:line="240" w:lineRule="auto"/>
+        <w:spacing w:after="0" w:before="0" w:line="240" w:lineRule="auto"/>
         <w:ind w:left="141" w:right="0" w:firstLine="0"/>
         <w:jc w:val="both"/>
         <w:rPr>
@@ -3274,7 +4124,7 @@
           <w:between w:space="0" w:sz="0" w:val="nil"/>
         </w:pBdr>
         <w:shd w:fill="auto" w:val="clear"/>
-        <w:spacing w:after="0" w:before="267" w:line="240" w:lineRule="auto"/>
+        <w:spacing w:after="0" w:before="0" w:line="240" w:lineRule="auto"/>
         <w:ind w:left="0" w:right="0" w:firstLine="0"/>
         <w:jc w:val="both"/>
         <w:rPr>
@@ -3301,7 +4151,7 @@
     </w:p>
     <w:p>
       <w:pPr>
-        <w:spacing w:after="0" w:before="0" w:lineRule="auto"/>
+        <w:spacing w:after="0" w:before="0" w:line="240" w:lineRule="auto"/>
         <w:ind w:left="141" w:right="0" w:firstLine="0"/>
         <w:jc w:val="both"/>
         <w:rPr>
@@ -3362,7 +4212,7 @@
         <w:tabs>
           <w:tab w:val="left" w:leader="none" w:pos="6018"/>
         </w:tabs>
-        <w:spacing w:after="0" w:before="1" w:lineRule="auto"/>
+        <w:spacing w:after="0" w:before="0" w:line="240" w:lineRule="auto"/>
         <w:ind w:left="0" w:right="0" w:firstLine="0"/>
         <w:jc w:val="both"/>
         <w:rPr>
@@ -3407,7 +4257,7 @@
     </w:p>
     <w:p>
       <w:pPr>
-        <w:spacing w:after="0" w:before="0" w:lineRule="auto"/>
+        <w:spacing w:after="0" w:before="0" w:line="240" w:lineRule="auto"/>
         <w:ind w:left="141" w:right="0" w:firstLine="0"/>
         <w:jc w:val="both"/>
         <w:rPr>
@@ -3488,7 +4338,7 @@
         <w:tabs>
           <w:tab w:val="left" w:leader="none" w:pos="6030"/>
         </w:tabs>
-        <w:spacing w:after="0" w:before="0" w:lineRule="auto"/>
+        <w:spacing w:after="0" w:before="0" w:line="240" w:lineRule="auto"/>
         <w:ind w:left="343" w:right="0" w:firstLine="0"/>
         <w:jc w:val="both"/>
         <w:rPr>
@@ -3523,7 +4373,7 @@
     </w:p>
     <w:p>
       <w:pPr>
-        <w:spacing w:after="0" w:before="0" w:lineRule="auto"/>
+        <w:spacing w:after="0" w:before="0" w:line="240" w:lineRule="auto"/>
         <w:ind w:left="343" w:right="0" w:firstLine="0"/>
         <w:jc w:val="both"/>
         <w:rPr>
@@ -3562,14 +4412,14 @@
         <w:tblLook w:val="0600"/>
       </w:tblPr>
       <w:tblGrid>
-        <w:gridCol w:w="5355"/>
-        <w:gridCol w:w="2355"/>
-        <w:gridCol w:w="2865"/>
+        <w:gridCol w:w="5070"/>
+        <w:gridCol w:w="2715"/>
+        <w:gridCol w:w="2790"/>
         <w:tblGridChange w:id="0">
           <w:tblGrid>
-            <w:gridCol w:w="5355"/>
-            <w:gridCol w:w="2355"/>
-            <w:gridCol w:w="2865"/>
+            <w:gridCol w:w="5070"/>
+            <w:gridCol w:w="2715"/>
+            <w:gridCol w:w="2790"/>
           </w:tblGrid>
         </w:tblGridChange>
       </w:tblGrid>
@@ -3695,7 +4545,7 @@
                 <w:between w:space="0" w:sz="0" w:val="nil"/>
               </w:pBdr>
               <w:shd w:fill="auto" w:val="clear"/>
-              <w:spacing w:after="0" w:before="0" w:line="248.00000000000006" w:lineRule="auto"/>
+              <w:spacing w:after="0" w:before="0" w:line="240" w:lineRule="auto"/>
               <w:ind w:left="107" w:right="0" w:firstLine="0"/>
               <w:jc w:val="both"/>
               <w:rPr>
@@ -3731,7 +4581,34 @@
                 <w:vertAlign w:val="baseline"/>
                 <w:rtl w:val="0"/>
               </w:rPr>
-              <w:t xml:space="preserve">Basic Salary</w:t>
+              <w:t xml:space="preserve">Basic</w:t>
+            </w:r>
+            <w:r>
+              <w:rPr>
+                <w:b w:val="1"/>
+                <w:bCs w:val="1"/>
+                <w:rtl w:val="0"/>
+              </w:rPr>
+              <w:t xml:space="preserve">_</w:t>
+            </w:r>
+            <w:r>
+              <w:rPr>
+                <w:rFonts w:ascii="Calibri" w:cs="Calibri" w:eastAsia="Calibri" w:hAnsi="Calibri"/>
+                <w:b w:val="1"/>
+                <w:bCs w:val="1"/>
+                <w:i w:val="0"/>
+                <w:iCs w:val="0"/>
+                <w:smallCaps w:val="0"/>
+                <w:strike w:val="0"/>
+                <w:color w:val="000000"/>
+                <w:sz w:val="22"/>
+                <w:szCs w:val="22"/>
+                <w:u w:val="none"/>
+                <w:shd w:fill="auto" w:val="clear"/>
+                <w:vertAlign w:val="baseline"/>
+                <w:rtl w:val="0"/>
+              </w:rPr>
+              <w:t xml:space="preserve">Salary</w:t>
             </w:r>
           </w:p>
         </w:tc>
@@ -3802,7 +4679,7 @@
                 <w:between w:space="0" w:sz="0" w:val="nil"/>
               </w:pBdr>
               <w:shd w:fill="auto" w:val="clear"/>
-              <w:spacing w:after="0" w:before="1" w:line="249" w:lineRule="auto"/>
+              <w:spacing w:after="0" w:before="0" w:line="240" w:lineRule="auto"/>
               <w:ind w:left="107" w:right="0" w:firstLine="0"/>
               <w:jc w:val="both"/>
               <w:rPr>
@@ -3909,7 +4786,7 @@
                 <w:between w:space="0" w:sz="0" w:val="nil"/>
               </w:pBdr>
               <w:shd w:fill="auto" w:val="clear"/>
-              <w:spacing w:after="0" w:before="0" w:line="248.00000000000006" w:lineRule="auto"/>
+              <w:spacing w:after="0" w:before="0" w:line="240" w:lineRule="auto"/>
               <w:ind w:left="107" w:right="0" w:firstLine="0"/>
               <w:jc w:val="both"/>
               <w:rPr>
@@ -3945,7 +4822,34 @@
                 <w:vertAlign w:val="baseline"/>
                 <w:rtl w:val="0"/>
               </w:rPr>
-              <w:t xml:space="preserve">Special Allowance</w:t>
+              <w:t xml:space="preserve">Special</w:t>
+            </w:r>
+            <w:r>
+              <w:rPr>
+                <w:b w:val="1"/>
+                <w:bCs w:val="1"/>
+                <w:rtl w:val="0"/>
+              </w:rPr>
+              <w:t xml:space="preserve">_</w:t>
+            </w:r>
+            <w:r>
+              <w:rPr>
+                <w:rFonts w:ascii="Calibri" w:cs="Calibri" w:eastAsia="Calibri" w:hAnsi="Calibri"/>
+                <w:b w:val="1"/>
+                <w:bCs w:val="1"/>
+                <w:i w:val="0"/>
+                <w:iCs w:val="0"/>
+                <w:smallCaps w:val="0"/>
+                <w:strike w:val="0"/>
+                <w:color w:val="000000"/>
+                <w:sz w:val="22"/>
+                <w:szCs w:val="22"/>
+                <w:u w:val="none"/>
+                <w:shd w:fill="auto" w:val="clear"/>
+                <w:vertAlign w:val="baseline"/>
+                <w:rtl w:val="0"/>
+              </w:rPr>
+              <w:t xml:space="preserve">Allowance</w:t>
             </w:r>
           </w:p>
         </w:tc>
@@ -4016,7 +4920,7 @@
                 <w:between w:space="0" w:sz="0" w:val="nil"/>
               </w:pBdr>
               <w:shd w:fill="auto" w:val="clear"/>
-              <w:spacing w:after="0" w:before="0" w:line="248.00000000000006" w:lineRule="auto"/>
+              <w:spacing w:after="0" w:before="0" w:line="240" w:lineRule="auto"/>
               <w:ind w:left="107" w:right="0" w:firstLine="0"/>
               <w:jc w:val="both"/>
               <w:rPr>
@@ -4123,7 +5027,7 @@
                 <w:between w:space="0" w:sz="0" w:val="nil"/>
               </w:pBdr>
               <w:shd w:fill="auto" w:val="clear"/>
-              <w:spacing w:after="0" w:before="0" w:line="249" w:lineRule="auto"/>
+              <w:spacing w:after="0" w:before="0" w:line="240" w:lineRule="auto"/>
               <w:ind w:left="107" w:right="0" w:firstLine="0"/>
               <w:jc w:val="both"/>
               <w:rPr>
@@ -4159,7 +5063,34 @@
                 <w:vertAlign w:val="baseline"/>
                 <w:rtl w:val="0"/>
               </w:rPr>
-              <w:t xml:space="preserve">Food Allowance</w:t>
+              <w:t xml:space="preserve">Foo</w:t>
+            </w:r>
+            <w:r>
+              <w:rPr>
+                <w:b w:val="1"/>
+                <w:bCs w:val="1"/>
+                <w:rtl w:val="0"/>
+              </w:rPr>
+              <w:t xml:space="preserve">d_</w:t>
+            </w:r>
+            <w:r>
+              <w:rPr>
+                <w:rFonts w:ascii="Calibri" w:cs="Calibri" w:eastAsia="Calibri" w:hAnsi="Calibri"/>
+                <w:b w:val="1"/>
+                <w:bCs w:val="1"/>
+                <w:i w:val="0"/>
+                <w:iCs w:val="0"/>
+                <w:smallCaps w:val="0"/>
+                <w:strike w:val="0"/>
+                <w:color w:val="000000"/>
+                <w:sz w:val="22"/>
+                <w:szCs w:val="22"/>
+                <w:u w:val="none"/>
+                <w:shd w:fill="auto" w:val="clear"/>
+                <w:vertAlign w:val="baseline"/>
+                <w:rtl w:val="0"/>
+              </w:rPr>
+              <w:t xml:space="preserve">Allowance</w:t>
             </w:r>
           </w:p>
         </w:tc>
@@ -4230,7 +5161,7 @@
                 <w:between w:space="0" w:sz="0" w:val="nil"/>
               </w:pBdr>
               <w:shd w:fill="auto" w:val="clear"/>
-              <w:spacing w:after="0" w:before="0" w:line="248.00000000000006" w:lineRule="auto"/>
+              <w:spacing w:after="0" w:before="0" w:line="240" w:lineRule="auto"/>
               <w:ind w:left="107" w:right="0" w:firstLine="0"/>
               <w:jc w:val="both"/>
               <w:rPr>
@@ -4266,7 +5197,61 @@
                 <w:vertAlign w:val="baseline"/>
                 <w:rtl w:val="0"/>
               </w:rPr>
-              <w:t xml:space="preserve">Mobile Reimbursement Allowance *</w:t>
+              <w:t xml:space="preserve">Mobile</w:t>
+            </w:r>
+            <w:r>
+              <w:rPr>
+                <w:b w:val="1"/>
+                <w:bCs w:val="1"/>
+                <w:rtl w:val="0"/>
+              </w:rPr>
+              <w:t xml:space="preserve">_</w:t>
+            </w:r>
+            <w:r>
+              <w:rPr>
+                <w:rFonts w:ascii="Calibri" w:cs="Calibri" w:eastAsia="Calibri" w:hAnsi="Calibri"/>
+                <w:b w:val="1"/>
+                <w:bCs w:val="1"/>
+                <w:i w:val="0"/>
+                <w:iCs w:val="0"/>
+                <w:smallCaps w:val="0"/>
+                <w:strike w:val="0"/>
+                <w:color w:val="000000"/>
+                <w:sz w:val="22"/>
+                <w:szCs w:val="22"/>
+                <w:u w:val="none"/>
+                <w:shd w:fill="auto" w:val="clear"/>
+                <w:vertAlign w:val="baseline"/>
+                <w:rtl w:val="0"/>
+              </w:rPr>
+              <w:t xml:space="preserve">Reimbursement</w:t>
+            </w:r>
+            <w:r>
+              <w:rPr>
+                <w:b w:val="1"/>
+                <w:bCs w:val="1"/>
+                <w:rtl w:val="0"/>
+              </w:rPr>
+              <w:t xml:space="preserve">_</w:t>
+            </w:r>
+            <w:r>
+              <w:rPr>
+                <w:rFonts w:ascii="Calibri" w:cs="Calibri" w:eastAsia="Calibri" w:hAnsi="Calibri"/>
+                <w:b w:val="1"/>
+                <w:bCs w:val="1"/>
+                <w:i w:val="0"/>
+                <w:iCs w:val="0"/>
+                <w:smallCaps w:val="0"/>
+                <w:strike w:val="0"/>
+                <w:color w:val="000000"/>
+                <w:sz w:val="22"/>
+                <w:szCs w:val="22"/>
+                <w:u w:val="none"/>
+                <w:shd w:fill="auto" w:val="clear"/>
+                <w:vertAlign w:val="baseline"/>
+                <w:rtl w:val="0"/>
+              </w:rPr>
+              <w:t xml:space="preserve">Allowance *</w:t>
             </w:r>
           </w:p>
         </w:tc>
@@ -4337,7 +5322,7 @@
                 <w:between w:space="0" w:sz="0" w:val="nil"/>
               </w:pBdr>
               <w:shd w:fill="auto" w:val="clear"/>
-              <w:spacing w:after="0" w:before="0" w:line="248.00000000000006" w:lineRule="auto"/>
+              <w:spacing w:after="0" w:before="0" w:line="240" w:lineRule="auto"/>
               <w:ind w:left="107" w:right="0" w:firstLine="0"/>
               <w:jc w:val="both"/>
               <w:rPr>
@@ -4373,7 +5358,61 @@
                 <w:vertAlign w:val="baseline"/>
                 <w:rtl w:val="0"/>
               </w:rPr>
-              <w:t xml:space="preserve">Broadband Reimbursement Allowance *</w:t>
+              <w:t xml:space="preserve">Broadband</w:t>
+            </w:r>
+            <w:r>
+              <w:rPr>
+                <w:b w:val="1"/>
+                <w:bCs w:val="1"/>
+                <w:rtl w:val="0"/>
+              </w:rPr>
+              <w:t xml:space="preserve">_</w:t>
+            </w:r>
+            <w:r>
+              <w:rPr>
+                <w:rFonts w:ascii="Calibri" w:cs="Calibri" w:eastAsia="Calibri" w:hAnsi="Calibri"/>
+                <w:b w:val="1"/>
+                <w:bCs w:val="1"/>
+                <w:i w:val="0"/>
+                <w:iCs w:val="0"/>
+                <w:smallCaps w:val="0"/>
+                <w:strike w:val="0"/>
+                <w:color w:val="000000"/>
+                <w:sz w:val="22"/>
+                <w:szCs w:val="22"/>
+                <w:u w:val="none"/>
+                <w:shd w:fill="auto" w:val="clear"/>
+                <w:vertAlign w:val="baseline"/>
+                <w:rtl w:val="0"/>
+              </w:rPr>
+              <w:t xml:space="preserve">Reimbursement</w:t>
+            </w:r>
+            <w:r>
+              <w:rPr>
+                <w:b w:val="1"/>
+                <w:bCs w:val="1"/>
+                <w:rtl w:val="0"/>
+              </w:rPr>
+              <w:t xml:space="preserve">_</w:t>
+            </w:r>
+            <w:r>
+              <w:rPr>
+                <w:rFonts w:ascii="Calibri" w:cs="Calibri" w:eastAsia="Calibri" w:hAnsi="Calibri"/>
+                <w:b w:val="1"/>
+                <w:bCs w:val="1"/>
+                <w:i w:val="0"/>
+                <w:iCs w:val="0"/>
+                <w:smallCaps w:val="0"/>
+                <w:strike w:val="0"/>
+                <w:color w:val="000000"/>
+                <w:sz w:val="22"/>
+                <w:szCs w:val="22"/>
+                <w:u w:val="none"/>
+                <w:shd w:fill="auto" w:val="clear"/>
+                <w:vertAlign w:val="baseline"/>
+                <w:rtl w:val="0"/>
+              </w:rPr>
+              <w:t xml:space="preserve">Allowance *</w:t>
             </w:r>
           </w:p>
         </w:tc>
@@ -4444,7 +5483,7 @@
                 <w:between w:space="0" w:sz="0" w:val="nil"/>
               </w:pBdr>
               <w:shd w:fill="auto" w:val="clear"/>
-              <w:spacing w:after="0" w:before="0" w:line="248.00000000000006" w:lineRule="auto"/>
+              <w:spacing w:after="0" w:before="0" w:line="240" w:lineRule="auto"/>
               <w:ind w:left="107" w:right="0" w:firstLine="0"/>
               <w:jc w:val="both"/>
               <w:rPr>
@@ -4480,7 +5519,34 @@
                 <w:vertAlign w:val="baseline"/>
                 <w:rtl w:val="0"/>
               </w:rPr>
-              <w:t xml:space="preserve">Gym Allowance *</w:t>
+              <w:t xml:space="preserve">Gym</w:t>
+            </w:r>
+            <w:r>
+              <w:rPr>
+                <w:b w:val="1"/>
+                <w:bCs w:val="1"/>
+                <w:rtl w:val="0"/>
+              </w:rPr>
+              <w:t xml:space="preserve">_</w:t>
+            </w:r>
+            <w:r>
+              <w:rPr>
+                <w:rFonts w:ascii="Calibri" w:cs="Calibri" w:eastAsia="Calibri" w:hAnsi="Calibri"/>
+                <w:b w:val="1"/>
+                <w:bCs w:val="1"/>
+                <w:i w:val="0"/>
+                <w:iCs w:val="0"/>
+                <w:smallCaps w:val="0"/>
+                <w:strike w:val="0"/>
+                <w:color w:val="000000"/>
+                <w:sz w:val="22"/>
+                <w:szCs w:val="22"/>
+                <w:u w:val="none"/>
+                <w:shd w:fill="auto" w:val="clear"/>
+                <w:vertAlign w:val="baseline"/>
+                <w:rtl w:val="0"/>
+              </w:rPr>
+              <w:t xml:space="preserve">Allowance *</w:t>
             </w:r>
           </w:p>
         </w:tc>
@@ -4551,7 +5617,7 @@
                 <w:between w:space="0" w:sz="0" w:val="nil"/>
               </w:pBdr>
               <w:shd w:fill="auto" w:val="clear"/>
-              <w:spacing w:after="0" w:before="0" w:line="248.00000000000006" w:lineRule="auto"/>
+              <w:spacing w:after="0" w:before="0" w:line="240" w:lineRule="auto"/>
               <w:ind w:left="107" w:right="0" w:firstLine="0"/>
               <w:jc w:val="both"/>
               <w:rPr>
@@ -4587,7 +5653,88 @@
                 <w:vertAlign w:val="baseline"/>
                 <w:rtl w:val="0"/>
               </w:rPr>
-              <w:t xml:space="preserve">Technical Books Purchase Allowance *</w:t>
+              <w:t xml:space="preserve">Technical</w:t>
+            </w:r>
+            <w:r>
+              <w:rPr>
+                <w:b w:val="1"/>
+                <w:bCs w:val="1"/>
+                <w:rtl w:val="0"/>
+              </w:rPr>
+              <w:t xml:space="preserve">_</w:t>
+            </w:r>
+            <w:r>
+              <w:rPr>
+                <w:rFonts w:ascii="Calibri" w:cs="Calibri" w:eastAsia="Calibri" w:hAnsi="Calibri"/>
+                <w:b w:val="1"/>
+                <w:bCs w:val="1"/>
+                <w:i w:val="0"/>
+                <w:iCs w:val="0"/>
+                <w:smallCaps w:val="0"/>
+                <w:strike w:val="0"/>
+                <w:color w:val="000000"/>
+                <w:sz w:val="22"/>
+                <w:szCs w:val="22"/>
+                <w:u w:val="none"/>
+                <w:shd w:fill="auto" w:val="clear"/>
+                <w:vertAlign w:val="baseline"/>
+                <w:rtl w:val="0"/>
+              </w:rPr>
+              <w:t xml:space="preserve">Books</w:t>
+            </w:r>
+            <w:r>
+              <w:rPr>
+                <w:b w:val="1"/>
+                <w:bCs w:val="1"/>
+                <w:rtl w:val="0"/>
+              </w:rPr>
+              <w:t xml:space="preserve">_</w:t>
+            </w:r>
+            <w:r>
+              <w:rPr>
+                <w:rFonts w:ascii="Calibri" w:cs="Calibri" w:eastAsia="Calibri" w:hAnsi="Calibri"/>
+                <w:b w:val="1"/>
+                <w:bCs w:val="1"/>
+                <w:i w:val="0"/>
+                <w:iCs w:val="0"/>
+                <w:smallCaps w:val="0"/>
+                <w:strike w:val="0"/>
+                <w:color w:val="000000"/>
+                <w:sz w:val="22"/>
+                <w:szCs w:val="22"/>
+                <w:u w:val="none"/>
+                <w:shd w:fill="auto" w:val="clear"/>
+                <w:vertAlign w:val="baseline"/>
+                <w:rtl w:val="0"/>
+              </w:rPr>
+              <w:t xml:space="preserve">Purchase</w:t>
+            </w:r>
+            <w:r>
+              <w:rPr>
+                <w:b w:val="1"/>
+                <w:bCs w:val="1"/>
+                <w:rtl w:val="0"/>
+              </w:rPr>
+              <w:t xml:space="preserve">_</w:t>
+            </w:r>
+            <w:r>
+              <w:rPr>
+                <w:rFonts w:ascii="Calibri" w:cs="Calibri" w:eastAsia="Calibri" w:hAnsi="Calibri"/>
+                <w:b w:val="1"/>
+                <w:bCs w:val="1"/>
+                <w:i w:val="0"/>
+                <w:iCs w:val="0"/>
+                <w:smallCaps w:val="0"/>
+                <w:strike w:val="0"/>
+                <w:color w:val="000000"/>
+                <w:sz w:val="22"/>
+                <w:szCs w:val="22"/>
+                <w:u w:val="none"/>
+                <w:shd w:fill="auto" w:val="clear"/>
+                <w:vertAlign w:val="baseline"/>
+                <w:rtl w:val="0"/>
+              </w:rPr>
+              <w:t xml:space="preserve">Allowance *</w:t>
             </w:r>
           </w:p>
         </w:tc>
@@ -4639,7 +5786,7 @@
       <w:tr>
         <w:trPr>
           <w:cantSplit w:val="0"/>
-          <w:trHeight w:val="300" w:hRule="atLeast"/>
+          <w:trHeight w:val="390" w:hRule="atLeast"/>
           <w:tblHeader w:val="0"/>
         </w:trPr>
         <w:tc>
@@ -4658,7 +5805,7 @@
                 <w:between w:space="0" w:sz="0" w:val="nil"/>
               </w:pBdr>
               <w:shd w:fill="auto" w:val="clear"/>
-              <w:spacing w:after="0" w:before="0" w:line="248.00000000000006" w:lineRule="auto"/>
+              <w:spacing w:after="0" w:before="0" w:line="240" w:lineRule="auto"/>
               <w:ind w:left="107" w:right="0" w:firstLine="0"/>
               <w:jc w:val="both"/>
               <w:rPr>
@@ -4694,7 +5841,88 @@
                 <w:vertAlign w:val="baseline"/>
                 <w:rtl w:val="0"/>
               </w:rPr>
-              <w:t xml:space="preserve">Employee's Provident Fund Contribution</w:t>
+              <w:t xml:space="preserve">Employee's</w:t>
+            </w:r>
+            <w:r>
+              <w:rPr>
+                <w:b w:val="1"/>
+                <w:bCs w:val="1"/>
+                <w:rtl w:val="0"/>
+              </w:rPr>
+              <w:t xml:space="preserve">_</w:t>
+            </w:r>
+            <w:r>
+              <w:rPr>
+                <w:rFonts w:ascii="Calibri" w:cs="Calibri" w:eastAsia="Calibri" w:hAnsi="Calibri"/>
+                <w:b w:val="1"/>
+                <w:bCs w:val="1"/>
+                <w:i w:val="0"/>
+                <w:iCs w:val="0"/>
+                <w:smallCaps w:val="0"/>
+                <w:strike w:val="0"/>
+                <w:color w:val="000000"/>
+                <w:sz w:val="22"/>
+                <w:szCs w:val="22"/>
+                <w:u w:val="none"/>
+                <w:shd w:fill="auto" w:val="clear"/>
+                <w:vertAlign w:val="baseline"/>
+                <w:rtl w:val="0"/>
+              </w:rPr>
+              <w:t xml:space="preserve">Provident</w:t>
+            </w:r>
+            <w:r>
+              <w:rPr>
+                <w:b w:val="1"/>
+                <w:bCs w:val="1"/>
+                <w:rtl w:val="0"/>
+              </w:rPr>
+              <w:t xml:space="preserve">_</w:t>
+            </w:r>
+            <w:r>
+              <w:rPr>
+                <w:rFonts w:ascii="Calibri" w:cs="Calibri" w:eastAsia="Calibri" w:hAnsi="Calibri"/>
+                <w:b w:val="1"/>
+                <w:bCs w:val="1"/>
+                <w:i w:val="0"/>
+                <w:iCs w:val="0"/>
+                <w:smallCaps w:val="0"/>
+                <w:strike w:val="0"/>
+                <w:color w:val="000000"/>
+                <w:sz w:val="22"/>
+                <w:szCs w:val="22"/>
+                <w:u w:val="none"/>
+                <w:shd w:fill="auto" w:val="clear"/>
+                <w:vertAlign w:val="baseline"/>
+                <w:rtl w:val="0"/>
+              </w:rPr>
+              <w:t xml:space="preserve">Fund</w:t>
+            </w:r>
+            <w:r>
+              <w:rPr>
+                <w:b w:val="1"/>
+                <w:bCs w:val="1"/>
+                <w:rtl w:val="0"/>
+              </w:rPr>
+              <w:t xml:space="preserve">_</w:t>
+            </w:r>
+            <w:r>
+              <w:rPr>
+                <w:rFonts w:ascii="Calibri" w:cs="Calibri" w:eastAsia="Calibri" w:hAnsi="Calibri"/>
+                <w:b w:val="1"/>
+                <w:bCs w:val="1"/>
+                <w:i w:val="0"/>
+                <w:iCs w:val="0"/>
+                <w:smallCaps w:val="0"/>
+                <w:strike w:val="0"/>
+                <w:color w:val="000000"/>
+                <w:sz w:val="22"/>
+                <w:szCs w:val="22"/>
+                <w:u w:val="none"/>
+                <w:shd w:fill="auto" w:val="clear"/>
+                <w:vertAlign w:val="baseline"/>
+                <w:rtl w:val="0"/>
+              </w:rPr>
+              <w:t xml:space="preserve">Contribution</w:t>
             </w:r>
           </w:p>
         </w:tc>
@@ -4767,7 +5995,7 @@
                 <w:between w:space="0" w:sz="0" w:val="nil"/>
               </w:pBdr>
               <w:shd w:fill="auto" w:val="clear"/>
-              <w:spacing w:after="0" w:before="0" w:line="248.00000000000006" w:lineRule="auto"/>
+              <w:spacing w:after="0" w:before="0" w:line="240" w:lineRule="auto"/>
               <w:ind w:left="107" w:right="0" w:firstLine="0"/>
               <w:jc w:val="both"/>
               <w:rPr>
@@ -4864,7 +6092,7 @@
     </w:tbl>
     <w:p>
       <w:pPr>
-        <w:spacing w:after="0" w:before="38" w:lineRule="auto"/>
+        <w:spacing w:after="0" w:before="0" w:line="240" w:lineRule="auto"/>
         <w:ind w:left="0" w:right="0" w:firstLine="0"/>
         <w:jc w:val="both"/>
         <w:rPr>
@@ -4901,7 +6129,7 @@
     <w:tbl>
       <w:tblPr>
         <w:tblStyle w:val="Table2"/>
-        <w:tblW w:w="7792.0" w:type="dxa"/>
+        <w:tblW w:w="8040.0" w:type="dxa"/>
         <w:jc w:val="left"/>
         <w:tblInd w:w="234.99999999999997" w:type="dxa"/>
         <w:tblBorders>
@@ -4917,11 +6145,11 @@
       </w:tblPr>
       <w:tblGrid>
         <w:gridCol w:w="5415"/>
-        <w:gridCol w:w="2377"/>
+        <w:gridCol w:w="2625"/>
         <w:tblGridChange w:id="0">
           <w:tblGrid>
             <w:gridCol w:w="5415"/>
-            <w:gridCol w:w="2377"/>
+            <w:gridCol w:w="2625"/>
           </w:tblGrid>
         </w:tblGridChange>
       </w:tblGrid>
@@ -4947,7 +6175,7 @@
                 <w:between w:space="0" w:sz="0" w:val="nil"/>
               </w:pBdr>
               <w:shd w:fill="auto" w:val="clear"/>
-              <w:spacing w:after="0" w:before="0" w:line="248.00000000000006" w:lineRule="auto"/>
+              <w:spacing w:after="0" w:before="0" w:line="240" w:lineRule="auto"/>
               <w:ind w:left="107" w:right="0" w:firstLine="0"/>
               <w:jc w:val="both"/>
               <w:rPr>
@@ -5003,7 +6231,7 @@
                 <w:between w:space="0" w:sz="0" w:val="nil"/>
               </w:pBdr>
               <w:shd w:fill="auto" w:val="clear"/>
-              <w:spacing w:after="0" w:before="0" w:line="248.00000000000006" w:lineRule="auto"/>
+              <w:spacing w:after="0" w:before="0" w:line="240" w:lineRule="auto"/>
               <w:ind w:left="0" w:right="256" w:firstLine="0"/>
               <w:jc w:val="both"/>
               <w:rPr>
@@ -5022,6 +6250,14 @@
                 <w:vertAlign w:val="baseline"/>
               </w:rPr>
             </w:pPr>
+            <w:r>
+              <w:rPr>
+                <w:b w:val="1"/>
+                <w:bCs w:val="1"/>
+                <w:rtl w:val="0"/>
+              </w:rPr>
+              <w:t xml:space="preserve">{{Medical_Insurance}}</w:t>
+            </w:r>
             <w:r>
               <w:rPr>
                 <w:rtl w:val="0"/>
@@ -5052,7 +6288,7 @@
                 <w:between w:space="0" w:sz="0" w:val="nil"/>
               </w:pBdr>
               <w:shd w:fill="auto" w:val="clear"/>
-              <w:spacing w:after="0" w:before="5" w:line="232" w:lineRule="auto"/>
+              <w:spacing w:after="0" w:before="0" w:line="240" w:lineRule="auto"/>
               <w:ind w:left="107" w:right="205" w:firstLine="0"/>
               <w:jc w:val="both"/>
               <w:rPr>
@@ -5127,7 +6363,7 @@
                 <w:between w:space="0" w:sz="0" w:val="nil"/>
               </w:pBdr>
               <w:shd w:fill="auto" w:val="clear"/>
-              <w:spacing w:after="0" w:before="219" w:line="249" w:lineRule="auto"/>
+              <w:spacing w:after="0" w:before="0" w:line="240" w:lineRule="auto"/>
               <w:ind w:left="0" w:right="260" w:firstLine="0"/>
               <w:jc w:val="both"/>
               <w:rPr>
@@ -5190,7 +6426,7 @@
                 <w:between w:space="0" w:sz="0" w:val="nil"/>
               </w:pBdr>
               <w:shd w:fill="auto" w:val="clear"/>
-              <w:spacing w:after="0" w:before="0" w:line="248.00000000000006" w:lineRule="auto"/>
+              <w:spacing w:after="0" w:before="0" w:line="240" w:lineRule="auto"/>
               <w:ind w:left="107" w:right="0" w:firstLine="0"/>
               <w:jc w:val="both"/>
               <w:rPr>
@@ -5246,7 +6482,7 @@
                 <w:between w:space="0" w:sz="0" w:val="nil"/>
               </w:pBdr>
               <w:shd w:fill="auto" w:val="clear"/>
-              <w:spacing w:after="0" w:before="0" w:line="248.00000000000006" w:lineRule="auto"/>
+              <w:spacing w:after="0" w:before="0" w:line="240" w:lineRule="auto"/>
               <w:ind w:left="0" w:right="256" w:firstLine="0"/>
               <w:jc w:val="both"/>
               <w:rPr>
@@ -5309,7 +6545,7 @@
                 <w:between w:space="0" w:sz="0" w:val="nil"/>
               </w:pBdr>
               <w:shd w:fill="auto" w:val="clear"/>
-              <w:spacing w:after="0" w:before="0" w:line="248.00000000000006" w:lineRule="auto"/>
+              <w:spacing w:after="0" w:before="0" w:line="240" w:lineRule="auto"/>
               <w:ind w:left="107" w:right="0" w:firstLine="0"/>
               <w:jc w:val="both"/>
               <w:rPr>
@@ -5365,7 +6601,7 @@
                 <w:between w:space="0" w:sz="0" w:val="nil"/>
               </w:pBdr>
               <w:shd w:fill="auto" w:val="clear"/>
-              <w:spacing w:after="0" w:before="0" w:line="248.00000000000006" w:lineRule="auto"/>
+              <w:spacing w:after="0" w:before="0" w:line="240" w:lineRule="auto"/>
               <w:ind w:left="0" w:right="256" w:firstLine="0"/>
               <w:jc w:val="both"/>
               <w:rPr>
@@ -5384,6 +6620,14 @@
                 <w:vertAlign w:val="baseline"/>
               </w:rPr>
             </w:pPr>
+            <w:r>
+              <w:rPr>
+                <w:b w:val="1"/>
+                <w:bCs w:val="1"/>
+                <w:rtl w:val="0"/>
+              </w:rPr>
+              <w:t xml:space="preserve">{{Gratuity}}</w:t>
+            </w:r>
             <w:r>
               <w:rPr>
                 <w:rtl w:val="0"/>
@@ -5414,7 +6658,7 @@
                 <w:between w:space="0" w:sz="0" w:val="nil"/>
               </w:pBdr>
               <w:shd w:fill="auto" w:val="clear"/>
-              <w:spacing w:after="0" w:before="0" w:line="248.00000000000006" w:lineRule="auto"/>
+              <w:spacing w:after="0" w:before="0" w:line="240" w:lineRule="auto"/>
               <w:ind w:left="107" w:right="0" w:firstLine="0"/>
               <w:jc w:val="both"/>
               <w:rPr>
@@ -5464,7 +6708,7 @@
                 <w:between w:space="0" w:sz="0" w:val="nil"/>
               </w:pBdr>
               <w:shd w:fill="auto" w:val="clear"/>
-              <w:spacing w:after="0" w:before="0" w:line="248.00000000000006" w:lineRule="auto"/>
+              <w:spacing w:after="0" w:before="0" w:line="240" w:lineRule="auto"/>
               <w:ind w:left="0" w:right="256" w:firstLine="0"/>
               <w:jc w:val="both"/>
               <w:rPr>
@@ -5494,7 +6738,7 @@
     </w:tbl>
     <w:p>
       <w:pPr>
-        <w:spacing w:after="0" w:before="1" w:lineRule="auto"/>
+        <w:spacing w:after="0" w:before="0" w:line="240" w:lineRule="auto"/>
         <w:ind w:left="0" w:right="0" w:firstLine="0"/>
         <w:jc w:val="both"/>
         <w:rPr>
@@ -5604,7 +6848,7 @@
         <w:tabs>
           <w:tab w:val="left" w:leader="none" w:pos="572"/>
         </w:tabs>
-        <w:spacing w:after="0" w:before="0" w:line="267" w:lineRule="auto"/>
+        <w:spacing w:after="0" w:before="0" w:line="240" w:lineRule="auto"/>
         <w:ind w:left="572" w:right="0" w:hanging="229"/>
         <w:jc w:val="both"/>
         <w:rPr>
@@ -5731,7 +6975,7 @@
           <w:tab w:val="left" w:leader="none" w:pos="545"/>
           <w:tab w:val="left" w:leader="none" w:pos="571"/>
         </w:tabs>
-        <w:spacing w:after="0" w:before="1" w:line="240" w:lineRule="auto"/>
+        <w:spacing w:after="0" w:before="0" w:line="240" w:lineRule="auto"/>
         <w:ind w:left="545" w:right="687" w:hanging="202.00000000000003"/>
         <w:jc w:val="both"/>
         <w:rPr>
@@ -5875,7 +7119,7 @@
         <w:tabs>
           <w:tab w:val="left" w:leader="none" w:pos="605"/>
         </w:tabs>
-        <w:spacing w:after="0" w:before="0" w:line="267" w:lineRule="auto"/>
+        <w:spacing w:after="0" w:before="0" w:line="240" w:lineRule="auto"/>
         <w:ind w:left="605" w:right="0" w:hanging="262"/>
         <w:jc w:val="both"/>
         <w:rPr>
@@ -6039,7 +7283,7 @@
     </w:p>
     <w:p>
       <w:pPr>
-        <w:spacing w:before="257" w:lineRule="auto"/>
+        <w:spacing w:before="0" w:line="240" w:lineRule="auto"/>
         <w:ind w:left="141" w:firstLine="0"/>
         <w:jc w:val="both"/>
         <w:rPr/>
@@ -6062,7 +7306,7 @@
     </w:p>
     <w:p>
       <w:pPr>
-        <w:spacing w:before="257" w:lineRule="auto"/>
+        <w:spacing w:before="0" w:line="240" w:lineRule="auto"/>
         <w:ind w:left="141" w:firstLine="0"/>
         <w:jc w:val="both"/>
         <w:rPr/>
@@ -6071,14 +7315,14 @@
         <w:rPr/>
         <w:drawing>
           <wp:inline distB="0" distT="0" distL="0" distR="0">
-            <wp:extent cx="1805305" cy="361315"/>
+            <wp:extent cx="1817677" cy="363535"/>
             <wp:effectExtent b="0" l="0" r="0" t="0"/>
-            <wp:docPr descr="A black background with blue lines  AI-generated content may be incorrect." id="11" name="image3.png"/>
+            <wp:docPr descr="A black background with blue lines  AI-generated content may be incorrect." id="11" name="image2.png"/>
             <a:graphic>
               <a:graphicData uri="http://schemas.openxmlformats.org/drawingml/2006/picture">
                 <pic:pic>
                   <pic:nvPicPr>
-                    <pic:cNvPr descr="A black background with blue lines  AI-generated content may be incorrect." id="0" name="image3.png"/>
+                    <pic:cNvPr descr="A black background with blue lines  AI-generated content may be incorrect." id="0" name="image2.png"/>
                     <pic:cNvPicPr preferRelativeResize="0"/>
                   </pic:nvPicPr>
                   <pic:blipFill>
@@ -6091,7 +7335,7 @@
                   <pic:spPr>
                     <a:xfrm>
                       <a:off x="0" y="0"/>
-                      <a:ext cx="1805305" cy="361315"/>
+                      <a:ext cx="1817677" cy="363535"/>
                     </a:xfrm>
                     <a:prstGeom prst="rect"/>
                     <a:ln/>
@@ -6106,14 +7350,14 @@
         <w:rPr/>
         <w:drawing>
           <wp:inline distB="0" distT="0" distL="0" distR="0">
-            <wp:extent cx="862965" cy="780215"/>
+            <wp:extent cx="821373" cy="771525"/>
             <wp:effectExtent b="0" l="0" r="0" t="0"/>
-            <wp:docPr descr="A close-up of a stamp  AI-generated content may be incorrect." id="9" name="image2.jpg"/>
+            <wp:docPr descr="A close-up of a stamp  AI-generated content may be incorrect." id="9" name="image3.jpg"/>
             <a:graphic>
               <a:graphicData uri="http://schemas.openxmlformats.org/drawingml/2006/picture">
                 <pic:pic>
                   <pic:nvPicPr>
-                    <pic:cNvPr descr="A close-up of a stamp  AI-generated content may be incorrect." id="0" name="image2.jpg"/>
+                    <pic:cNvPr descr="A close-up of a stamp  AI-generated content may be incorrect." id="0" name="image3.jpg"/>
                     <pic:cNvPicPr preferRelativeResize="0"/>
                   </pic:nvPicPr>
                   <pic:blipFill>
@@ -6126,7 +7370,7 @@
                   <pic:spPr>
                     <a:xfrm>
                       <a:off x="0" y="0"/>
-                      <a:ext cx="862965" cy="780215"/>
+                      <a:ext cx="821373" cy="771525"/>
                     </a:xfrm>
                     <a:prstGeom prst="rect"/>
                     <a:ln/>
@@ -6174,7 +7418,7 @@
     </w:p>
     <w:p>
       <w:pPr>
-        <w:spacing w:before="7" w:lineRule="auto"/>
+        <w:spacing w:before="0" w:line="240" w:lineRule="auto"/>
         <w:ind w:left="141" w:firstLine="0"/>
         <w:jc w:val="both"/>
         <w:rPr>
@@ -6197,7 +7441,7 @@
     </w:p>
     <w:p>
       <w:pPr>
-        <w:spacing w:before="7" w:lineRule="auto"/>
+        <w:spacing w:before="0" w:line="240" w:lineRule="auto"/>
         <w:ind w:left="141" w:firstLine="0"/>
         <w:jc w:val="both"/>
         <w:rPr>
@@ -7605,7 +8849,7 @@
           <wp:positionV relativeFrom="paragraph">
             <wp:posOffset>-133349</wp:posOffset>
           </wp:positionV>
-          <wp:extent cx="6898640" cy="846455"/>
+          <wp:extent cx="6896100" cy="752793"/>
           <wp:effectExtent b="0" l="0" r="0" t="0"/>
           <wp:wrapNone/>
           <wp:docPr id="5" name="image4.jpg"/>
@@ -7626,7 +8870,7 @@
                 <pic:spPr>
                   <a:xfrm>
                     <a:off x="0" y="0"/>
-                    <a:ext cx="6898640" cy="846455"/>
+                    <a:ext cx="6896100" cy="752793"/>
                   </a:xfrm>
                   <a:prstGeom prst="rect"/>
                   <a:ln/>

--- a/backend/template.docx
+++ b/backend/template.docx
@@ -1697,6 +1697,24 @@
         <w:rPr>
           <w:rtl w:val="0"/>
         </w:rPr>
+        <w:t xml:space="preserve">{% if Retention_Bonus %}</w:t>
+      </w:r>
+    </w:p>
+    <w:p>
+      <w:pPr>
+        <w:jc w:val="both"/>
+        <w:rPr>
+          <w:b w:val="1"/>
+          <w:bCs w:val="1"/>
+        </w:rPr>
+      </w:pPr>
+      <w:r>
+        <w:rPr>
+          <w:b w:val="1"/>
+          <w:bCs w:val="1"/>
+          <w:rtl w:val="0"/>
+        </w:rPr>
+        <w:t xml:space="preserve">Retention Bonus:</w:t>
       </w:r>
     </w:p>
     <w:p>
@@ -1708,24 +1726,49 @@
         <w:rPr>
           <w:rtl w:val="0"/>
         </w:rPr>
-        <w:t xml:space="preserve">{% if Retention_Bonus %}</w:t>
-      </w:r>
-    </w:p>
-    <w:p>
-      <w:pPr>
-        <w:jc w:val="both"/>
-        <w:rPr>
-          <w:b w:val="1"/>
-          <w:bCs w:val="1"/>
-        </w:rPr>
-      </w:pPr>
-      <w:r>
-        <w:rPr>
-          <w:b w:val="1"/>
-          <w:bCs w:val="1"/>
-          <w:rtl w:val="0"/>
-        </w:rPr>
-        <w:t xml:space="preserve">Retention Bonus:</w:t>
+        <w:t xml:space="preserve">You will be provided with the </w:t>
+      </w:r>
+      <w:r>
+        <w:rPr>
+          <w:b w:val="1"/>
+          <w:bCs w:val="1"/>
+          <w:rtl w:val="0"/>
+        </w:rPr>
+        <w:t xml:space="preserve">“Retention Bonus”</w:t>
+      </w:r>
+      <w:r>
+        <w:rPr>
+          <w:rtl w:val="0"/>
+        </w:rPr>
+        <w:t xml:space="preserve"> of INR </w:t>
+      </w:r>
+      <w:r>
+        <w:rPr>
+          <w:b w:val="1"/>
+          <w:bCs w:val="1"/>
+          <w:rtl w:val="0"/>
+        </w:rPr>
+        <w:t xml:space="preserve">{{Retention_Bonus}} (Rupees {{Retention_Bonus}} Only) </w:t>
+      </w:r>
+      <w:r>
+        <w:rPr>
+          <w:rtl w:val="0"/>
+        </w:rPr>
+        <w:t xml:space="preserve">payable after completion of </w:t>
+      </w:r>
+      <w:r>
+        <w:rPr>
+          <w:b w:val="1"/>
+          <w:bCs w:val="1"/>
+          <w:rtl w:val="0"/>
+        </w:rPr>
+        <w:t xml:space="preserve">Six</w:t>
+      </w:r>
+      <w:r>
+        <w:rPr>
+          <w:rtl w:val="0"/>
+        </w:rPr>
+        <w:t xml:space="preserve"> working months.</w:t>
       </w:r>
     </w:p>
     <w:p>
@@ -1737,6 +1780,58 @@
         <w:rPr>
           <w:rtl w:val="0"/>
         </w:rPr>
+        <w:t xml:space="preserve">{% endif %}</w:t>
+      </w:r>
+    </w:p>
+    <w:p>
+      <w:pPr>
+        <w:jc w:val="both"/>
+        <w:rPr/>
+      </w:pPr>
+      <w:r>
+        <w:rPr>
+          <w:rtl w:val="0"/>
+        </w:rPr>
+      </w:r>
+    </w:p>
+    <w:p>
+      <w:pPr>
+        <w:jc w:val="both"/>
+        <w:rPr/>
+      </w:pPr>
+      <w:r>
+        <w:rPr>
+          <w:rtl w:val="0"/>
+        </w:rPr>
+        <w:t xml:space="preserve">{% if One_Time_Bonus %}</w:t>
+      </w:r>
+    </w:p>
+    <w:p>
+      <w:pPr>
+        <w:jc w:val="both"/>
+        <w:rPr>
+          <w:b w:val="1"/>
+          <w:bCs w:val="1"/>
+        </w:rPr>
+      </w:pPr>
+      <w:r>
+        <w:rPr>
+          <w:b w:val="1"/>
+          <w:bCs w:val="1"/>
+          <w:rtl w:val="0"/>
+        </w:rPr>
+        <w:t xml:space="preserve">Onetime Bonus :</w:t>
+      </w:r>
+    </w:p>
+    <w:p>
+      <w:pPr>
+        <w:jc w:val="both"/>
+        <w:rPr/>
+      </w:pPr>
+      <w:r>
+        <w:rPr>
+          <w:rtl w:val="0"/>
+        </w:rPr>
         <w:t xml:space="preserve">You will be provided with the </w:t>
       </w:r>
       <w:r>
@@ -1745,35 +1840,35 @@
           <w:bCs w:val="1"/>
           <w:rtl w:val="0"/>
         </w:rPr>
-        <w:t xml:space="preserve">“Retention Bonus”</w:t>
-      </w:r>
-      <w:r>
-        <w:rPr>
-          <w:rtl w:val="0"/>
-        </w:rPr>
-        <w:t xml:space="preserve"> of INR </w:t>
-      </w:r>
-      <w:r>
-        <w:rPr>
-          <w:b w:val="1"/>
-          <w:bCs w:val="1"/>
-          <w:rtl w:val="0"/>
-        </w:rPr>
-        <w:t xml:space="preserve">{{Retention_Bonus}} (Rupees {{Retention_Bonus}} Only) </w:t>
-      </w:r>
-      <w:r>
-        <w:rPr>
-          <w:rtl w:val="0"/>
-        </w:rPr>
-        <w:t xml:space="preserve">payable after completion of </w:t>
-      </w:r>
-      <w:r>
-        <w:rPr>
-          <w:b w:val="1"/>
-          <w:bCs w:val="1"/>
-          <w:rtl w:val="0"/>
-        </w:rPr>
-        <w:t xml:space="preserve">Six/Twelve</w:t>
+        <w:t xml:space="preserve">“One time Bonus”</w:t>
+      </w:r>
+      <w:r>
+        <w:rPr>
+          <w:rtl w:val="0"/>
+        </w:rPr>
+        <w:t xml:space="preserve"> of </w:t>
+      </w:r>
+      <w:r>
+        <w:rPr>
+          <w:b w:val="1"/>
+          <w:bCs w:val="1"/>
+          <w:rtl w:val="0"/>
+        </w:rPr>
+        <w:t xml:space="preserve">INR {{One_Time_Bonus}} (Rupees {{One_Time_Bonus}} Only)</w:t>
+      </w:r>
+      <w:r>
+        <w:rPr>
+          <w:rtl w:val="0"/>
+        </w:rPr>
+        <w:t xml:space="preserve"> payable after completion of </w:t>
+      </w:r>
+      <w:r>
+        <w:rPr>
+          <w:b w:val="1"/>
+          <w:bCs w:val="1"/>
+          <w:rtl w:val="0"/>
+        </w:rPr>
+        <w:t xml:space="preserve">Six</w:t>
       </w:r>
       <w:r>
         <w:rPr>
@@ -1814,24 +1909,24 @@
         <w:rPr>
           <w:rtl w:val="0"/>
         </w:rPr>
-        <w:t xml:space="preserve">{% if One_Time_Bonus %}</w:t>
-      </w:r>
-    </w:p>
-    <w:p>
-      <w:pPr>
-        <w:jc w:val="both"/>
-        <w:rPr>
-          <w:b w:val="1"/>
-          <w:bCs w:val="1"/>
-        </w:rPr>
-      </w:pPr>
-      <w:r>
-        <w:rPr>
-          <w:b w:val="1"/>
-          <w:bCs w:val="1"/>
-          <w:rtl w:val="0"/>
-        </w:rPr>
-        <w:t xml:space="preserve">Onetime Bonus :</w:t>
+        <w:t xml:space="preserve">{% if Variable_Pay %}</w:t>
+      </w:r>
+    </w:p>
+    <w:p>
+      <w:pPr>
+        <w:jc w:val="both"/>
+        <w:rPr>
+          <w:b w:val="1"/>
+          <w:bCs w:val="1"/>
+        </w:rPr>
+      </w:pPr>
+      <w:r>
+        <w:rPr>
+          <w:b w:val="1"/>
+          <w:bCs w:val="1"/>
+          <w:rtl w:val="0"/>
+        </w:rPr>
+        <w:t xml:space="preserve">Variable Pay:</w:t>
       </w:r>
     </w:p>
     <w:p>
@@ -1843,49 +1938,21 @@
         <w:rPr>
           <w:rtl w:val="0"/>
         </w:rPr>
-        <w:t xml:space="preserve">You will be provided with the </w:t>
-      </w:r>
-      <w:r>
-        <w:rPr>
-          <w:b w:val="1"/>
-          <w:bCs w:val="1"/>
-          <w:rtl w:val="0"/>
-        </w:rPr>
-        <w:t xml:space="preserve">“One time Bonus”</w:t>
-      </w:r>
-      <w:r>
-        <w:rPr>
-          <w:rtl w:val="0"/>
-        </w:rPr>
-        <w:t xml:space="preserve"> of </w:t>
-      </w:r>
-      <w:r>
-        <w:rPr>
-          <w:b w:val="1"/>
-          <w:bCs w:val="1"/>
-          <w:rtl w:val="0"/>
-        </w:rPr>
-        <w:t xml:space="preserve">INR {{One_Time_Bonus}} (Rupees {{One_Time_Bonus}} Only)</w:t>
-      </w:r>
-      <w:r>
-        <w:rPr>
-          <w:rtl w:val="0"/>
-        </w:rPr>
-        <w:t xml:space="preserve"> payable after completion of </w:t>
-      </w:r>
-      <w:r>
-        <w:rPr>
-          <w:b w:val="1"/>
-          <w:bCs w:val="1"/>
-          <w:rtl w:val="0"/>
-        </w:rPr>
-        <w:t xml:space="preserve">Twelve/Six</w:t>
-      </w:r>
-      <w:r>
-        <w:rPr>
-          <w:rtl w:val="0"/>
-        </w:rPr>
-        <w:t xml:space="preserve"> working months.</w:t>
+        <w:t xml:space="preserve">In addition to your Annual CTC, you will be eligible for a maximum variable yearly payout of </w:t>
+      </w:r>
+      <w:r>
+        <w:rPr>
+          <w:b w:val="1"/>
+          <w:bCs w:val="1"/>
+          <w:rtl w:val="0"/>
+        </w:rPr>
+        <w:t xml:space="preserve">INR {{Variable_Pay}} (Rupees {{Variable_Pay}} Only)</w:t>
+      </w:r>
+      <w:r>
+        <w:rPr>
+          <w:rtl w:val="0"/>
+        </w:rPr>
+        <w:t xml:space="preserve"> on meeting the quarterly/ yearly target which will be paid at the end of the quarter/year. Your target T &amp; C will be defined by your manager &amp; you within two months from the day of joining in mutual discussion between your manager &amp; you.</w:t>
       </w:r>
     </w:p>
     <w:p>
@@ -1920,24 +1987,24 @@
         <w:rPr>
           <w:rtl w:val="0"/>
         </w:rPr>
-        <w:t xml:space="preserve">{% if Variable_Pay %}</w:t>
-      </w:r>
-    </w:p>
-    <w:p>
-      <w:pPr>
-        <w:jc w:val="both"/>
-        <w:rPr>
-          <w:b w:val="1"/>
-          <w:bCs w:val="1"/>
-        </w:rPr>
-      </w:pPr>
-      <w:r>
-        <w:rPr>
-          <w:b w:val="1"/>
-          <w:bCs w:val="1"/>
-          <w:rtl w:val="0"/>
-        </w:rPr>
-        <w:t xml:space="preserve">Variable Pay:</w:t>
+        <w:t xml:space="preserve">{% if Notice_Period_Buyout %}</w:t>
+      </w:r>
+    </w:p>
+    <w:p>
+      <w:pPr>
+        <w:jc w:val="both"/>
+        <w:rPr>
+          <w:b w:val="1"/>
+          <w:bCs w:val="1"/>
+        </w:rPr>
+      </w:pPr>
+      <w:r>
+        <w:rPr>
+          <w:b w:val="1"/>
+          <w:bCs w:val="1"/>
+          <w:rtl w:val="0"/>
+        </w:rPr>
+        <w:t xml:space="preserve">Notice Period Buyout:</w:t>
       </w:r>
     </w:p>
     <w:p>
@@ -1949,21 +2016,35 @@
         <w:rPr>
           <w:rtl w:val="0"/>
         </w:rPr>
-        <w:t xml:space="preserve">In addition to your Annual CTC, you will be eligible for a maximum variable yearly payout of </w:t>
-      </w:r>
-      <w:r>
-        <w:rPr>
-          <w:b w:val="1"/>
-          <w:bCs w:val="1"/>
-          <w:rtl w:val="0"/>
-        </w:rPr>
-        <w:t xml:space="preserve">INR {{Variable_Pay}} (Rupees {{Variable_Pay}} Only)</w:t>
-      </w:r>
-      <w:r>
-        <w:rPr>
-          <w:rtl w:val="0"/>
-        </w:rPr>
-        <w:t xml:space="preserve"> on meeting the quarterly/ yearly target which will be paid at the end of the quarter/year. Your target T &amp; C will be defined by your manager &amp; you within two months from the day of joining in mutual discussion between your manager &amp; you.</w:t>
+        <w:t xml:space="preserve">You will be paid “Notice Period Buyout” amount up to </w:t>
+      </w:r>
+      <w:r>
+        <w:rPr>
+          <w:b w:val="1"/>
+          <w:bCs w:val="1"/>
+          <w:rtl w:val="0"/>
+        </w:rPr>
+        <w:t xml:space="preserve">INR {{Notice_Period_Buyout}}</w:t>
+      </w:r>
+      <w:r>
+        <w:rPr>
+          <w:rtl w:val="0"/>
+        </w:rPr>
+        <w:t xml:space="preserve"> </w:t>
+      </w:r>
+      <w:r>
+        <w:rPr>
+          <w:b w:val="1"/>
+          <w:bCs w:val="1"/>
+          <w:rtl w:val="0"/>
+        </w:rPr>
+        <w:t xml:space="preserve">(Rupees {{Notice_Period_Buyout}} Only)</w:t>
+      </w:r>
+      <w:r>
+        <w:rPr>
+          <w:rtl w:val="0"/>
+        </w:rPr>
+        <w:t xml:space="preserve"> actuals, against the shortfall of the notice period served by you in your current employment, based on the submission of the proof of payment done by you to your current employer.</w:t>
       </w:r>
     </w:p>
     <w:p>
@@ -1998,28 +2079,12 @@
         <w:rPr>
           <w:rtl w:val="0"/>
         </w:rPr>
-        <w:t xml:space="preserve">{% if Notice_Period_Buyout %}</w:t>
-      </w:r>
-    </w:p>
-    <w:p>
-      <w:pPr>
-        <w:jc w:val="both"/>
-        <w:rPr>
-          <w:b w:val="1"/>
-          <w:bCs w:val="1"/>
-        </w:rPr>
-      </w:pPr>
-      <w:r>
-        <w:rPr>
-          <w:b w:val="1"/>
-          <w:bCs w:val="1"/>
-          <w:rtl w:val="0"/>
-        </w:rPr>
-        <w:t xml:space="preserve">Notice Period Buyout:</w:t>
-      </w:r>
-    </w:p>
-    <w:p>
-      <w:pPr>
+        <w:t xml:space="preserve">{% if Relocation %}</w:t>
+      </w:r>
+    </w:p>
+    <w:p>
+      <w:pPr>
+        <w:spacing w:after="0" w:before="0" w:lineRule="auto"/>
         <w:jc w:val="both"/>
         <w:rPr/>
       </w:pPr>
@@ -2027,44 +2092,172 @@
         <w:rPr>
           <w:rtl w:val="0"/>
         </w:rPr>
-        <w:t xml:space="preserve">You will be paid “Notice Period Buyout” amount up to </w:t>
-      </w:r>
-      <w:r>
-        <w:rPr>
-          <w:b w:val="1"/>
-          <w:bCs w:val="1"/>
-          <w:rtl w:val="0"/>
-        </w:rPr>
-        <w:t xml:space="preserve">INR {{Notice_Period_Buyout}}</w:t>
-      </w:r>
-      <w:r>
-        <w:rPr>
-          <w:rtl w:val="0"/>
-        </w:rPr>
-        <w:t xml:space="preserve"> </w:t>
-      </w:r>
-      <w:r>
-        <w:rPr>
-          <w:b w:val="1"/>
-          <w:bCs w:val="1"/>
-          <w:rtl w:val="0"/>
-        </w:rPr>
-        <w:t xml:space="preserve">(Rupees {{Notice_Period_Buyout}} Only)</w:t>
-      </w:r>
-      <w:r>
-        <w:rPr>
-          <w:rtl w:val="0"/>
-        </w:rPr>
-        <w:t xml:space="preserve"> actuals, against the shortfall of the notice period served by you in your current employment, based on the submission of the proof of payment done by you to your current employer.</w:t>
-      </w:r>
-    </w:p>
-    <w:p>
-      <w:pPr>
-        <w:jc w:val="both"/>
-        <w:rPr/>
-      </w:pPr>
-      <w:r>
-        <w:rPr>
+        <w:t xml:space="preserve">You will be provided with “</w:t>
+      </w:r>
+      <w:r>
+        <w:rPr>
+          <w:b w:val="1"/>
+          <w:bCs w:val="1"/>
+          <w:rtl w:val="0"/>
+        </w:rPr>
+        <w:t xml:space="preserve">Relocation Allowances</w:t>
+      </w:r>
+      <w:r>
+        <w:rPr>
+          <w:rtl w:val="0"/>
+        </w:rPr>
+        <w:t xml:space="preserve">” up to </w:t>
+      </w:r>
+      <w:r>
+        <w:rPr>
+          <w:b w:val="1"/>
+          <w:bCs w:val="1"/>
+          <w:rtl w:val="0"/>
+        </w:rPr>
+        <w:t xml:space="preserve">INR {{Relocation}}</w:t>
+      </w:r>
+      <w:r>
+        <w:rPr>
+          <w:rtl w:val="0"/>
+        </w:rPr>
+        <w:t xml:space="preserve"> (Rupees </w:t>
+      </w:r>
+      <w:r>
+        <w:rPr>
+          <w:b w:val="1"/>
+          <w:bCs w:val="1"/>
+          <w:rtl w:val="0"/>
+        </w:rPr>
+        <w:t xml:space="preserve">{{Relocation}}</w:t>
+      </w:r>
+      <w:r>
+        <w:rPr>
+          <w:rtl w:val="0"/>
+        </w:rPr>
+        <w:t xml:space="preserve"> only) which will include:</w:t>
+      </w:r>
+    </w:p>
+    <w:p>
+      <w:pPr>
+        <w:numPr>
+          <w:ilvl w:val="0"/>
+          <w:numId w:val="3"/>
+        </w:numPr>
+        <w:spacing w:after="0" w:before="0" w:lineRule="auto"/>
+        <w:ind w:left="720" w:hanging="360"/>
+      </w:pPr>
+      <w:r>
+        <w:rPr>
+          <w:rtl w:val="0"/>
+        </w:rPr>
+        <w:t xml:space="preserve">One way ticket from </w:t>
+      </w:r>
+      <w:r>
+        <w:rPr>
+          <w:b w:val="1"/>
+          <w:bCs w:val="1"/>
+          <w:rtl w:val="0"/>
+        </w:rPr>
+        <w:t xml:space="preserve">{{Relocation_From}} to {{Relocation_To}}</w:t>
+      </w:r>
+      <w:r>
+        <w:rPr>
+          <w:rtl w:val="0"/>
+        </w:rPr>
+        <w:t xml:space="preserve"> for you and your spouse, at the time of joining.</w:t>
+      </w:r>
+    </w:p>
+    <w:p>
+      <w:pPr>
+        <w:numPr>
+          <w:ilvl w:val="0"/>
+          <w:numId w:val="3"/>
+        </w:numPr>
+        <w:spacing w:after="0" w:before="0" w:lineRule="auto"/>
+        <w:ind w:left="720" w:hanging="360"/>
+      </w:pPr>
+      <w:r>
+        <w:rPr>
+          <w:rtl w:val="0"/>
+        </w:rPr>
+        <w:t xml:space="preserve">Accommodation for 7 calendar days from the date of your joining in company sponsored accommodation, at the time of your joining.</w:t>
+      </w:r>
+    </w:p>
+    <w:p>
+      <w:pPr>
+        <w:numPr>
+          <w:ilvl w:val="0"/>
+          <w:numId w:val="3"/>
+        </w:numPr>
+        <w:spacing w:after="0" w:before="0" w:lineRule="auto"/>
+        <w:ind w:left="720" w:hanging="360"/>
+      </w:pPr>
+      <w:r>
+        <w:rPr>
+          <w:rtl w:val="0"/>
+        </w:rPr>
+        <w:t xml:space="preserve">Expenses which you incur in moving any personal effects from </w:t>
+      </w:r>
+      <w:r>
+        <w:rPr>
+          <w:b w:val="1"/>
+          <w:bCs w:val="1"/>
+          <w:rtl w:val="0"/>
+        </w:rPr>
+        <w:t xml:space="preserve">{{Relocation_From}} to {{Relocation_To}}.</w:t>
+      </w:r>
+    </w:p>
+    <w:p>
+      <w:pPr>
+        <w:spacing w:after="0" w:before="0" w:lineRule="auto"/>
+        <w:jc w:val="both"/>
+        <w:rPr>
+          <w:b w:val="1"/>
+          <w:bCs w:val="1"/>
+        </w:rPr>
+      </w:pPr>
+      <w:r>
+        <w:rPr>
+          <w:rtl w:val="0"/>
+        </w:rPr>
+        <w:t xml:space="preserve">“</w:t>
+      </w:r>
+      <w:r>
+        <w:rPr>
+          <w:b w:val="1"/>
+          <w:bCs w:val="1"/>
+          <w:rtl w:val="0"/>
+        </w:rPr>
+        <w:t xml:space="preserve">Relocation Reimbursement</w:t>
+      </w:r>
+      <w:r>
+        <w:rPr>
+          <w:rtl w:val="0"/>
+        </w:rPr>
+        <w:t xml:space="preserve">” will be paid against submission of actual bills within 90 days</w:t>
+      </w:r>
+      <w:r>
+        <w:rPr>
+          <w:b w:val="1"/>
+          <w:bCs w:val="1"/>
+          <w:rtl w:val="0"/>
+        </w:rPr>
+        <w:t xml:space="preserve">“ </w:t>
+      </w:r>
+    </w:p>
+    <w:p>
+      <w:pPr>
+        <w:spacing w:after="240" w:before="0" w:lineRule="auto"/>
+        <w:jc w:val="both"/>
+        <w:rPr>
+          <w:b w:val="1"/>
+          <w:bCs w:val="1"/>
+        </w:rPr>
+      </w:pPr>
+      <w:r>
+        <w:rPr>
+          <w:b w:val="1"/>
+          <w:bCs w:val="1"/>
           <w:rtl w:val="0"/>
         </w:rPr>
         <w:t xml:space="preserve">{% endif %}</w:t>
@@ -2072,153 +2265,40 @@
     </w:p>
     <w:p>
       <w:pPr>
-        <w:jc w:val="both"/>
-        <w:rPr/>
-      </w:pPr>
-      <w:r>
-        <w:rPr>
-          <w:rtl w:val="0"/>
-        </w:rPr>
-      </w:r>
-    </w:p>
-    <w:p>
-      <w:pPr>
-        <w:jc w:val="both"/>
-        <w:rPr/>
-      </w:pPr>
-      <w:r>
-        <w:rPr>
-          <w:rtl w:val="0"/>
-        </w:rPr>
-        <w:t xml:space="preserve">{% if Relocation %}</w:t>
-      </w:r>
-    </w:p>
-    <w:p>
-      <w:pPr>
-        <w:jc w:val="both"/>
-        <w:rPr/>
-      </w:pPr>
-      <w:r>
-        <w:rPr>
-          <w:rtl w:val="0"/>
-        </w:rPr>
-        <w:t xml:space="preserve">You will be provided with </w:t>
-      </w:r>
-      <w:r>
-        <w:rPr>
-          <w:b w:val="1"/>
-          <w:bCs w:val="1"/>
-          <w:rtl w:val="0"/>
-        </w:rPr>
-        <w:t xml:space="preserve">“Relocation Allowances”</w:t>
-      </w:r>
-      <w:r>
-        <w:rPr>
-          <w:rtl w:val="0"/>
-        </w:rPr>
-        <w:t xml:space="preserve"> up to </w:t>
-      </w:r>
-      <w:r>
-        <w:rPr>
-          <w:b w:val="1"/>
-          <w:bCs w:val="1"/>
-          <w:rtl w:val="0"/>
-        </w:rPr>
-        <w:t xml:space="preserve">INR {{Relocation}} (Rupees {{Relocation}} Only)</w:t>
-      </w:r>
-      <w:r>
-        <w:rPr>
-          <w:rtl w:val="0"/>
-        </w:rPr>
-        <w:t xml:space="preserve"> which will include:</w:t>
-      </w:r>
-    </w:p>
-    <w:p>
-      <w:pPr>
-        <w:jc w:val="both"/>
-        <w:rPr/>
-      </w:pPr>
-      <w:r>
-        <w:rPr>
-          <w:rtl w:val="0"/>
-        </w:rPr>
-        <w:t xml:space="preserve">One way ticket from Bangalore to Hyderabad for you and your spouse, at the time of joining.</w:t>
-      </w:r>
-    </w:p>
-    <w:p>
-      <w:pPr>
-        <w:jc w:val="both"/>
-        <w:rPr/>
-      </w:pPr>
-      <w:r>
-        <w:rPr>
-          <w:rtl w:val="0"/>
-        </w:rPr>
-        <w:t xml:space="preserve">Accommodation for 7 calendar days from the date of your joining in company sponsored accommodation, at the time of your joining.</w:t>
-      </w:r>
-    </w:p>
-    <w:p>
-      <w:pPr>
-        <w:jc w:val="both"/>
-        <w:rPr/>
-      </w:pPr>
-      <w:r>
-        <w:rPr>
-          <w:rtl w:val="0"/>
-        </w:rPr>
-        <w:t xml:space="preserve">Expenses which you incur in moving any personal effects from Bangalore to Hyderabad.</w:t>
-      </w:r>
-    </w:p>
-    <w:p>
-      <w:pPr>
-        <w:jc w:val="both"/>
-        <w:rPr>
-          <w:b w:val="1"/>
-          <w:bCs w:val="1"/>
-        </w:rPr>
-      </w:pPr>
-      <w:r>
-        <w:rPr>
-          <w:b w:val="1"/>
-          <w:bCs w:val="1"/>
-          <w:rtl w:val="0"/>
-        </w:rPr>
-        <w:t xml:space="preserve">“Relocation Reimbursement” will be paid against submission of actual bills within 90 days.</w:t>
-      </w:r>
-    </w:p>
-    <w:p>
-      <w:pPr>
-        <w:jc w:val="both"/>
-        <w:rPr>
-          <w:b w:val="1"/>
-          <w:bCs w:val="1"/>
-        </w:rPr>
-      </w:pPr>
-      <w:r>
-        <w:rPr>
-          <w:b w:val="1"/>
-          <w:bCs w:val="1"/>
-          <w:rtl w:val="0"/>
-        </w:rPr>
-        <w:t xml:space="preserve">{% endif %}</w:t>
-      </w:r>
-    </w:p>
-    <w:p>
-      <w:pPr>
-        <w:jc w:val="both"/>
-        <w:rPr>
-          <w:b w:val="1"/>
-          <w:bCs w:val="1"/>
-        </w:rPr>
-      </w:pPr>
-      <w:r>
-        <w:rPr>
-          <w:rtl w:val="0"/>
-        </w:rPr>
-      </w:r>
-    </w:p>
-    <w:p>
-      <w:pPr>
+        <w:spacing w:after="0" w:before="0" w:line="240" w:lineRule="auto"/>
+        <w:ind w:left="0" w:right="0" w:firstLine="0"/>
+        <w:jc w:val="both"/>
+        <w:rPr>
+          <w:b w:val="1"/>
+          <w:bCs w:val="1"/>
+        </w:rPr>
+      </w:pPr>
+      <w:r>
+        <w:rPr>
+          <w:rtl w:val="0"/>
+        </w:rPr>
+      </w:r>
+    </w:p>
+    <w:p>
+      <w:pPr>
+        <w:spacing w:after="0" w:before="0" w:line="240" w:lineRule="auto"/>
+        <w:ind w:left="0" w:right="0" w:firstLine="0"/>
+        <w:jc w:val="both"/>
+        <w:rPr>
+          <w:b w:val="1"/>
+          <w:bCs w:val="1"/>
+        </w:rPr>
+      </w:pPr>
+      <w:r>
+        <w:rPr>
+          <w:rtl w:val="0"/>
+        </w:rPr>
+      </w:r>
+    </w:p>
+    <w:p>
+      <w:pPr>
+        <w:spacing w:after="0" w:before="0" w:line="240" w:lineRule="auto"/>
+        <w:ind w:left="0" w:right="0" w:firstLine="0"/>
         <w:jc w:val="both"/>
         <w:rPr>
           <w:b w:val="1"/>
@@ -3833,12 +3913,12 @@
           <wp:inline distB="0" distT="0" distL="0" distR="0">
             <wp:extent cx="1838325" cy="368935"/>
             <wp:effectExtent b="0" l="0" r="0" t="0"/>
-            <wp:docPr descr="A black background with blue lines  AI-generated content may be incorrect." id="2" name="image2.png"/>
+            <wp:docPr descr="A black background with blue lines  AI-generated content may be incorrect." id="2" name="image3.png"/>
             <a:graphic>
               <a:graphicData uri="http://schemas.openxmlformats.org/drawingml/2006/picture">
                 <pic:pic>
                   <pic:nvPicPr>
-                    <pic:cNvPr descr="A black background with blue lines  AI-generated content may be incorrect." id="0" name="image2.png"/>
+                    <pic:cNvPr descr="A black background with blue lines  AI-generated content may be incorrect." id="0" name="image3.png"/>
                     <pic:cNvPicPr preferRelativeResize="0"/>
                   </pic:nvPicPr>
                   <pic:blipFill>
@@ -3880,12 +3960,12 @@
             <wp:extent cx="804863" cy="771525"/>
             <wp:effectExtent b="0" l="0" r="0" t="0"/>
             <wp:wrapTopAndBottom distB="0" distT="0"/>
-            <wp:docPr descr="A close-up of a stamp  AI-generated content may be incorrect." id="12" name="image3.jpg"/>
+            <wp:docPr descr="A close-up of a stamp  AI-generated content may be incorrect." id="12" name="image2.jpg"/>
             <a:graphic>
               <a:graphicData uri="http://schemas.openxmlformats.org/drawingml/2006/picture">
                 <pic:pic>
                   <pic:nvPicPr>
-                    <pic:cNvPr descr="A close-up of a stamp  AI-generated content may be incorrect." id="0" name="image3.jpg"/>
+                    <pic:cNvPr descr="A close-up of a stamp  AI-generated content may be incorrect." id="0" name="image2.jpg"/>
                     <pic:cNvPicPr preferRelativeResize="0"/>
                   </pic:nvPicPr>
                   <pic:blipFill>
@@ -7317,12 +7397,12 @@
           <wp:inline distB="0" distT="0" distL="0" distR="0">
             <wp:extent cx="1817677" cy="363535"/>
             <wp:effectExtent b="0" l="0" r="0" t="0"/>
-            <wp:docPr descr="A black background with blue lines  AI-generated content may be incorrect." id="11" name="image2.png"/>
+            <wp:docPr descr="A black background with blue lines  AI-generated content may be incorrect." id="11" name="image3.png"/>
             <a:graphic>
               <a:graphicData uri="http://schemas.openxmlformats.org/drawingml/2006/picture">
                 <pic:pic>
                   <pic:nvPicPr>
-                    <pic:cNvPr descr="A black background with blue lines  AI-generated content may be incorrect." id="0" name="image2.png"/>
+                    <pic:cNvPr descr="A black background with blue lines  AI-generated content may be incorrect." id="0" name="image3.png"/>
                     <pic:cNvPicPr preferRelativeResize="0"/>
                   </pic:nvPicPr>
                   <pic:blipFill>
@@ -7352,12 +7432,12 @@
           <wp:inline distB="0" distT="0" distL="0" distR="0">
             <wp:extent cx="821373" cy="771525"/>
             <wp:effectExtent b="0" l="0" r="0" t="0"/>
-            <wp:docPr descr="A close-up of a stamp  AI-generated content may be incorrect." id="9" name="image3.jpg"/>
+            <wp:docPr descr="A close-up of a stamp  AI-generated content may be incorrect." id="9" name="image2.jpg"/>
             <a:graphic>
               <a:graphicData uri="http://schemas.openxmlformats.org/drawingml/2006/picture">
                 <pic:pic>
                   <pic:nvPicPr>
-                    <pic:cNvPr descr="A close-up of a stamp  AI-generated content may be incorrect." id="0" name="image3.jpg"/>
+                    <pic:cNvPr descr="A close-up of a stamp  AI-generated content may be incorrect." id="0" name="image2.jpg"/>
                     <pic:cNvPicPr preferRelativeResize="0"/>
                   </pic:nvPicPr>
                   <pic:blipFill>
@@ -9630,11 +9710,124 @@
       </w:rPr>
     </w:lvl>
   </w:abstractNum>
+  <w:abstractNum w:abstractNumId="3">
+    <w:lvl w:ilvl="0">
+      <w:start w:val="1"/>
+      <w:numFmt w:val="bullet"/>
+      <w:lvlText w:val="●"/>
+      <w:lvlJc w:val="left"/>
+      <w:pPr>
+        <w:ind w:left="720" w:hanging="360"/>
+      </w:pPr>
+      <w:rPr>
+        <w:u w:val="none"/>
+      </w:rPr>
+    </w:lvl>
+    <w:lvl w:ilvl="1">
+      <w:start w:val="1"/>
+      <w:numFmt w:val="bullet"/>
+      <w:lvlText w:val="○"/>
+      <w:lvlJc w:val="left"/>
+      <w:pPr>
+        <w:ind w:left="1440" w:hanging="360"/>
+      </w:pPr>
+      <w:rPr>
+        <w:u w:val="none"/>
+      </w:rPr>
+    </w:lvl>
+    <w:lvl w:ilvl="2">
+      <w:start w:val="1"/>
+      <w:numFmt w:val="bullet"/>
+      <w:lvlText w:val="■"/>
+      <w:lvlJc w:val="left"/>
+      <w:pPr>
+        <w:ind w:left="2160" w:hanging="360"/>
+      </w:pPr>
+      <w:rPr>
+        <w:u w:val="none"/>
+      </w:rPr>
+    </w:lvl>
+    <w:lvl w:ilvl="3">
+      <w:start w:val="1"/>
+      <w:numFmt w:val="bullet"/>
+      <w:lvlText w:val="●"/>
+      <w:lvlJc w:val="left"/>
+      <w:pPr>
+        <w:ind w:left="2880" w:hanging="360"/>
+      </w:pPr>
+      <w:rPr>
+        <w:u w:val="none"/>
+      </w:rPr>
+    </w:lvl>
+    <w:lvl w:ilvl="4">
+      <w:start w:val="1"/>
+      <w:numFmt w:val="bullet"/>
+      <w:lvlText w:val="○"/>
+      <w:lvlJc w:val="left"/>
+      <w:pPr>
+        <w:ind w:left="3600" w:hanging="360"/>
+      </w:pPr>
+      <w:rPr>
+        <w:u w:val="none"/>
+      </w:rPr>
+    </w:lvl>
+    <w:lvl w:ilvl="5">
+      <w:start w:val="1"/>
+      <w:numFmt w:val="bullet"/>
+      <w:lvlText w:val="■"/>
+      <w:lvlJc w:val="left"/>
+      <w:pPr>
+        <w:ind w:left="4320" w:hanging="360"/>
+      </w:pPr>
+      <w:rPr>
+        <w:u w:val="none"/>
+      </w:rPr>
+    </w:lvl>
+    <w:lvl w:ilvl="6">
+      <w:start w:val="1"/>
+      <w:numFmt w:val="bullet"/>
+      <w:lvlText w:val="●"/>
+      <w:lvlJc w:val="left"/>
+      <w:pPr>
+        <w:ind w:left="5040" w:hanging="360"/>
+      </w:pPr>
+      <w:rPr>
+        <w:u w:val="none"/>
+      </w:rPr>
+    </w:lvl>
+    <w:lvl w:ilvl="7">
+      <w:start w:val="1"/>
+      <w:numFmt w:val="bullet"/>
+      <w:lvlText w:val="○"/>
+      <w:lvlJc w:val="left"/>
+      <w:pPr>
+        <w:ind w:left="5760" w:hanging="360"/>
+      </w:pPr>
+      <w:rPr>
+        <w:u w:val="none"/>
+      </w:rPr>
+    </w:lvl>
+    <w:lvl w:ilvl="8">
+      <w:start w:val="1"/>
+      <w:numFmt w:val="bullet"/>
+      <w:lvlText w:val="■"/>
+      <w:lvlJc w:val="left"/>
+      <w:pPr>
+        <w:ind w:left="6480" w:hanging="360"/>
+      </w:pPr>
+      <w:rPr>
+        <w:u w:val="none"/>
+      </w:rPr>
+    </w:lvl>
+  </w:abstractNum>
   <w:num w:numId="1">
     <w:abstractNumId w:val="1"/>
   </w:num>
   <w:num w:numId="2">
     <w:abstractNumId w:val="2"/>
+  </w:num>
+  <w:num w:numId="3">
+    <w:abstractNumId w:val="3"/>
   </w:num>
 </w:numbering>
 </file>
